--- a/rajasthan-nurse-50/Test_17_Full_Test_Ordered.docx
+++ b/rajasthan-nurse-50/Test_17_Full_Test_Ordered.docx
@@ -34,7 +34,7 @@
     </w:p>
     <w:p>
       <w:r>
-        <w:t>Solution: Direct pressure controls most bleeding; tourniquets for limbs.</w:t>
+        <w:t>Solution: ✅ Correct Answer: A. Direct pressure and elevation | 🧠 Clinical Rationale: Direct pressure controls most bleeding; tourniquets for limbs. | ❌ Why Not Others? | B — Tourniquet always: not the appropriate nursing action here | C — Ice alone: not the appropriate nursing action here | D — Diet: INH depletes B6; supplement to prevent neuropathy. | ⚠️ Exam Trap: Read the exact question — the correct fact and its look-alike options are easy to interchange. | 💎 PNC Pearl: Direct pressure and elevation → Direct pressure controls most bleeding; tourniquets for limbs</w:t>
       </w:r>
     </w:p>
     <w:p>
@@ -79,7 +79,7 @@
     </w:p>
     <w:p>
       <w:r>
-        <w:t>Solution: Periosteum covers bone, carrying vessels and osteoblasts.</w:t>
+        <w:t>Solution: ✅ Correct Answer: A. Periosteum | 🧠 Clinical Rationale: Periosteum covers bone, carrying vessels and osteoblasts. | ❌ Why Not Others? | B — Endosteum: not the appropriate nursing action here | C — Synovium: not the appropriate nursing action here | D — Epimysium: not the appropriate nursing action here | ⚠️ Exam Trap: Read the exact question — the correct fact and its look-alike options are easy to interchange. | 💎 PNC Pearl: Periosteum → covers bone, carrying vessels and osteoblasts</w:t>
       </w:r>
     </w:p>
     <w:p>
@@ -124,7 +124,7 @@
     </w:p>
     <w:p>
       <w:r>
-        <w:t>Solution: The vagus (CN X) provides parasympathetic supply to viscera.</w:t>
+        <w:t>Solution: ✅ Correct Answer: A. Vagus nerve (X) | 🧠 Clinical Rationale: The vagus (CN X) provides parasympathetic supply to viscera. | ❌ Why Not Others? | B — Accessory nerve: not the appropriate nursing action here | C — Hypoglossal: CN XII is the motor nerve of the tongue. | D — Optic: Monitor vision on ethambutol. | ⚠️ Exam Trap: Read the exact question — the correct fact and its look-alike options are easy to interchange. | 💎 PNC Pearl: Vagus nerve (X) → The vagus (CN X) provides parasympathetic supply to viscera</w:t>
       </w:r>
     </w:p>
     <w:p>
@@ -169,7 +169,7 @@
     </w:p>
     <w:p>
       <w:r>
-        <w:t>Solution: Metronidazole with alcohol causes flushing, vomiting, and tachycardia.</w:t>
+        <w:t>Solution: ✅ Correct Answer: A. Avoid alcohol (disulfiram-like reaction) | 🧠 Clinical Rationale: Metronidazole with alcohol causes flushing, vomiting, and tachycardia. | ❌ Why Not Others? | B — Take with iron: not the appropriate nursing action here | C — Expect orange urine: not the appropriate nursing action here | D — Avoid sunlight: not the appropriate nursing action here | ⚠️ Exam Trap: Read the exact question — the correct fact and its look-alike options are easy to interchange. | 💎 PNC Pearl: Avoid alcohol (disulfiram-like reaction) → Metronidazole with alcohol causes flushing, vomiting, and tachycardia</w:t>
       </w:r>
     </w:p>
     <w:p>
@@ -214,7 +214,7 @@
     </w:p>
     <w:p>
       <w:r>
-        <w:t>Solution: Loss of gastric acid from vomiting causes metabolic alkalosis.</w:t>
+        <w:t>Solution: ✅ Correct Answer: A. Vomiting and excessive alkali | 🧠 Clinical Rationale: Loss of gastric acid from vomiting causes metabolic alkalosis. | ❌ Why Not Others? | B — Diet: INH depletes B6; supplement to prevent neuropathy. | C — Exercise: Calcium, vitamin D, and fall prevention maintain bone health. | D — Vaccination: Absence of a scar does not mean no protection; check vaccination records. | ⚠️ Exam Trap: Read the exact question — the correct fact and its look-alike options are easy to interchange. | 💎 PNC Pearl: Vomiting and excessive alkali → Loss of gastric acid from vomiting causes metabolic alkalosis</w:t>
       </w:r>
     </w:p>
     <w:p>
@@ -259,7 +259,7 @@
     </w:p>
     <w:p>
       <w:r>
-        <w:t>Solution: Check and clean suction equipment regularly.</w:t>
+        <w:t>Solution: ✅ Correct Answer: A. Blocked tubing and poor maintenance | 🧠 Clinical Rationale: Check and clean suction equipment regularly. | ❌ Why Not Others? | B — Frequent use: not the appropriate nursing action here | C — Training: Train staff and audit segregation regularly. | D — Diet: INH depletes B6; supplement to prevent neuropathy. | ⚠️ Exam Trap: Read the exact question — the correct fact and its look-alike options are easy to interchange. | 💎 PNC Pearl: Blocked tubing and poor maintenance → Check and clean suction equipment regularly</w:t>
       </w:r>
     </w:p>
     <w:p>
@@ -304,7 +304,7 @@
     </w:p>
     <w:p>
       <w:r>
-        <w:t>Solution: S and P forms report syndromes and outbreaks.</w:t>
+        <w:t>Solution: ✅ Correct Answer: A. Sub-centres, PHCs, and hospitals reporting weekly | 🧠 Clinical Rationale: S and P forms report syndromes and outbreaks. | ❌ Why Not Others? | B — Media: Aminoglycosides, NSAIDs, and radiocontrast agents are common nephrotoxins. | C — Diet: INH depletes B6; supplement to prevent neuropathy. | D — Climate: NMSA promotes sustainable agriculture. | ⚠️ Exam Trap: Read the exact question — the correct fact and its look-alike options are easy to interchange. | 💎 PNC Pearl: Sub-centres, PHCs, and hospitals reporting weekly → S and P forms report syndromes and outbreaks</w:t>
       </w:r>
     </w:p>
     <w:p>
@@ -349,7 +349,7 @@
     </w:p>
     <w:p>
       <w:r>
-        <w:t>Solution: Sulphonylureas close K-ATP channels on beta cells, triggering insulin release — they can cause hypoglycaemia.</w:t>
+        <w:t>Solution: ✅ Correct Answer: A. Stimulating pancreatic beta cells to release insulin | 🧠 Clinical Rationale: Sulphonylureas close K-ATP channels on beta cells, triggering insulin release — they can cause hypoglycaemia. | ❌ Why Not Others? | B — Blocking insulin receptors: not the appropriate nursing action here | C — Slowing carbohydrate absorption: not the appropriate nursing action here | D — Increasing glucagon: not the appropriate nursing action here | ⚠️ Exam Trap: Read the exact question — the correct fact and its look-alike options are easy to interchange. | 💎 PNC Pearl: Stimulating pancreatic beta cells to release insulin → Sulphonylureas close K-ATP channels on beta cells, triggering insulin release — they can cause hypoglycaemia</w:t>
       </w:r>
     </w:p>
     <w:p>
@@ -394,7 +394,7 @@
     </w:p>
     <w:p>
       <w:r>
-        <w:t>Solution: Hot/cold intake alters oral readings; wait 15–20 minutes.</w:t>
+        <w:t>Solution: ✅ Correct Answer: A. 15–20 minutes | 🧠 Clinical Rationale: Hot/cold intake alters oral readings; wait 15–20 minutes. | ❌ Why Not Others? | B — 2 minutes: Adequate pressure prevents haematoma. | C — 1 hour: Early initiation (within 1 hour) provides colostrum and reduces newborn death. | D — Immediately is fine: not the appropriate nursing action here | ⚠️ Exam Trap: Read the exact question — the correct fact and its look-alike options are easy to interchange. | 💎 PNC Pearl: 15–20 minutes → Hot/cold intake alters oral readings; wait</w:t>
       </w:r>
     </w:p>
     <w:p>
@@ -439,7 +439,7 @@
     </w:p>
     <w:p>
       <w:r>
-        <w:t>Solution: Overdistension causes malpresentation, PROM, abruption after drainage, and atony after delivery.</w:t>
+        <w:t>Solution: ✅ Correct Answer: A. Malpresentation, cord prolapse, and postpartum haemorrhage | 🧠 Clinical Rationale: Overdistension causes malpresentation, PROM, abruption after drainage, and atony after delivery. | ❌ Why Not Others? | B — Hyperemesis: Early bleeding and severe vomiting prompt referral; ultrasound and supportive care help. | C — Anaemia: Affects more than half of pregnant women in India. | D — Osteoporosis: Steroids cause bone loss, glucose intolerance, immunosuppression, and fluid retention; taper to avoid adren... | ⚠️ Exam Trap: Read the exact question — the correct fact and its look-alike options are easy to interchange. | 💎 PNC Pearl: Malpresentation, cord prolapse, and postpartum haemorrhage → Overdistension causes malpresentation, PROM, abruption after drainage, and atony after delivery</w:t>
       </w:r>
     </w:p>
     <w:p>
@@ -484,7 +484,7 @@
     </w:p>
     <w:p>
       <w:r>
-        <w:t>Solution: Internal genitals: vagina, cervix, uterus, tubes, and ovaries; external genitals form the vulva.</w:t>
+        <w:t>Solution: ✅ Correct Answer: A. Vagina, uterus, fallopian tubes, and ovaries | 🧠 Clinical Rationale: Internal genitals: vagina, cervix, uterus, tubes, and ovaries; external genitals form the vulva. | ❌ Why Not Others? | B — Vulva and vagina only: not the appropriate nursing action here | C — Mons pubis and labia: not the appropriate nursing action here | D — Urethra and bladder: not the appropriate nursing action here | ⚠️ Exam Trap: Don’t confuse "Vagina, uterus, fallopian tubes, and ovaries" with "Vulva and vagina only" — they look alike and are easy to interchange. | 💎 PNC Pearl: Vagina, uterus, fallopian tubes, and ovaries → Internal genitals: vagina, cervix, uterus, tubes, and ovaries; external genitals form the vulva</w:t>
       </w:r>
     </w:p>
     <w:p>
@@ -529,7 +529,7 @@
     </w:p>
     <w:p>
       <w:r>
-        <w:t>Solution: Eye shields are used to protect the retina from phototherapy light.</w:t>
+        <w:t>Solution: ✅ Correct Answer: A. Bright light can damage the retina | 🧠 Clinical Rationale: Eye shields are used to protect the retina from phototherapy light. | ❌ Why Not Others? | B — It causes infection: not the appropriate nursing action here | C — It dries the cornea only: not the appropriate nursing action here | D — It causes squint: not the appropriate nursing action here | ⚠️ Exam Trap: Read the exact question — the correct fact and its look-alike options are easy to interchange. | 💎 PNC Pearl: Bright light can damage the retina → Eye shields are used to protect the retina from phototherapy light</w:t>
       </w:r>
     </w:p>
     <w:p>
@@ -574,7 +574,7 @@
     </w:p>
     <w:p>
       <w:r>
-        <w:t>Solution: Glucose is reabsorbed with sodium in the PCT via SGLT transporters.</w:t>
+        <w:t>Solution: ✅ Correct Answer: A. Proximal convoluted tubule | 🧠 Clinical Rationale: Glucose is reabsorbed with sodium in the PCT via SGLT transporters. | ❌ Why Not Others? | B — Loop of Henle: Filtration occurs across the glomerular endothelium, basement membrane, and podocyte slits; the loop of Hen... | C — Distal tubule: Spironolactone blocks aldosterone receptors, conserving potassium while excreting sodium/water. | D — Collecting duct: Filtrate flows PCT → loop of Henle → DCT → collecting duct. | ⚠️ Exam Trap: Read the exact question — the correct fact and its look-alike options are easy to interchange. | 💎 PNC Pearl: Proximal convoluted tubule → Glucose is reabsorbed with sodium in the PCT via SGLT transporters</w:t>
       </w:r>
     </w:p>
     <w:p>
@@ -619,7 +619,7 @@
     </w:p>
     <w:p>
       <w:r>
-        <w:t>Solution: Schizophrenia affects about 0.7-1% of the population worldwide.</w:t>
+        <w:t>Solution: ✅ Correct Answer: A. 1% | 🧠 Clinical Rationale: Schizophrenia affects about 0.7-1% of the population worldwide. | ❌ Why Not Others? | B — 10%: not the appropriate nursing action here | C — 25%: not the appropriate nursing action here | D — 50%: not the appropriate nursing action here | ⚠️ Exam Trap: Read the exact question — the correct fact and its look-alike options are easy to interchange. | 💎 PNC Pearl: 1% → Schizophrenia affects about 0.7- of the population worldwide</w:t>
       </w:r>
     </w:p>
     <w:p>
@@ -664,7 +664,7 @@
     </w:p>
     <w:p>
       <w:r>
-        <w:t>Solution: Adult female Hb is 12–15.5 g/dl; male 13.5–17.5 g/dl.</w:t>
+        <w:t>Solution: ✅ Correct Answer: A. 12–15.5 g/dl | 🧠 Clinical Rationale: Adult female Hb is 12–15.5 g/dl; male 13.5–17.5 g/dl. | ❌ Why Not Others? | B — 13.5–17.5 g/dl: Adult male Hb 13.5–17.5 g/dl; adult female 12.0–15.5 g/dl. | C — 8–10 g/dl: not the appropriate nursing action here | D — 20 g/dl: not the appropriate nursing action here | ⚠️ Exam Trap: Read the exact question — the correct fact and its look-alike options are easy to interchange. | 💎 PNC Pearl: 12–15.5 g/dl → Adult female Hb is ; male 13.5–17.5 g/dl</w:t>
       </w:r>
     </w:p>
     <w:p>
@@ -709,7 +709,7 @@
     </w:p>
     <w:p>
       <w:r>
-        <w:t>Solution: Thrush appears in infants, immunocompromised, and inhaled-steroid users.</w:t>
+        <w:t>Solution: ✅ Correct Answer: A. Candida albicans | 🧠 Clinical Rationale: Thrush appears in infants, immunocompromised, and inhaled-steroid users. | ❌ Why Not Others? | B — Aspergillus: Causes invasive lung disease in neutropenia. | C — Cryptococcus: Candidiasis (thrush) and cryptococcal meningitis dominate in AIDS. | D — Histoplasma: Histoplasmosis causes pulmonary infection in endemic areas. | ⚠️ Exam Trap: Read the exact question — the correct fact and its look-alike options are easy to interchange. | 💎 PNC Pearl: Candida albicans → Thrush appears in infants, immunocompromised, and inhaled-steroid users</w:t>
       </w:r>
     </w:p>
     <w:p>
@@ -754,7 +754,7 @@
     </w:p>
     <w:p>
       <w:r>
-        <w:t>Solution: Calcium and phosphorus mineralize bone together.</w:t>
+        <w:t>Solution: ✅ Correct Answer: A. Build bones and teeth | 🧠 Clinical Rationale: Calcium and phosphorus mineralize bone together. | ❌ Why Not Others? | B — Carry oxygen: not the appropriate nursing action here | C — Clot blood: not the appropriate nursing action here | D — See in the dark: not the appropriate nursing action here | ⚠️ Exam Trap: Read the exact question — the correct fact and its look-alike options are easy to interchange. | 💎 PNC Pearl: Build bones and teeth → Calcium and phosphorus mineralize bone together</w:t>
       </w:r>
     </w:p>
     <w:p>
@@ -799,7 +799,7 @@
     </w:p>
     <w:p>
       <w:r>
-        <w:t>Solution: Prions are the most resistant agents; they require special processing (134°C, NaOH).</w:t>
+        <w:t>Solution: ✅ Correct Answer: A. Prions | 🧠 Clinical Rationale: Prions are the most resistant agents; they require special processing (134°C, NaOH). | ❌ Why Not Others? | B — Bacteria: Phages lyse bacteria and are used in phage therapy. | C — Fungi: not the appropriate nursing action here | D — Viruses: Are obligate intracellular parasites composed of nucleic acid and protein coat. | ⚠️ Exam Trap: Read the exact question — the correct fact and its look-alike options are easy to interchange. | 💎 PNC Pearl: Prions → the most resistant agents; they require special processing (134°C, NaOH)</w:t>
       </w:r>
     </w:p>
     <w:p>
@@ -844,7 +844,7 @@
     </w:p>
     <w:p>
       <w:r>
-        <w:t>Solution: Rupture presents with acute pain, loss of contractions, recession of the presenting part, and maternal shock.</w:t>
+        <w:t>Solution: ✅ Correct Answer: A. Sudden severe abdominal pain with cessation of contractions and shock | 🧠 Clinical Rationale: Rupture presents with acute pain, loss of contractions, recession of the presenting part, and maternal shock. | ❌ Why Not Others? | B — Painless bleeding: not the appropriate nursing action here | C — Slow progress: not the appropriate nursing action here | D — Polyhydramnios: not the appropriate nursing action here | ⚠️ Exam Trap: Read the exact question — the correct fact and its look-alike options are easy to interchange. | 💎 PNC Pearl: Sudden severe abdominal pain with cessation of contractions and shock → Rupture presents with acute pain, loss of contractions, recession of the presenting part, and maternal shock</w:t>
       </w:r>
     </w:p>
     <w:p>
@@ -889,7 +889,7 @@
     </w:p>
     <w:p>
       <w:r>
-        <w:t>Solution: Blurred vision, scotomata, and photopsia warn of imminent eclampsia; treat urgently.</w:t>
+        <w:t>Solution: ✅ Correct Answer: A. Cerebral oedema and vasospasm | 🧠 Clinical Rationale: Blurred vision, scotomata, and photopsia warn of imminent eclampsia; treat urgently. | ❌ Why Not Others? | B — Refractive error: Treat amblyopia early with patching and correction; screen vision in children. | C — Diet: INH depletes B6; supplement to prevent neuropathy. | D — Exercise: Calcium, vitamin D, and fall prevention maintain bone health. | ⚠️ Exam Trap: Read the exact question — the correct fact and its look-alike options are easy to interchange. | 💎 PNC Pearl: Cerebral oedema and vasospasm → Blurred vision, scotomata, and photopsia warn of imminent eclampsia; treat urgently</w:t>
       </w:r>
     </w:p>
     <w:p>
@@ -934,7 +934,7 @@
     </w:p>
     <w:p>
       <w:r>
-        <w:t>Solution: Growth monitoring identifies underweight, stunting, and wasting early.</w:t>
+        <w:t>Solution: ✅ Correct Answer: A. Monitoring child growth and detecting malnutrition | 🧠 Clinical Rationale: Growth monitoring identifies underweight, stunting, and wasting early. | ❌ Why Not Others? | B — Diagnosing diabetes: not the appropriate nursing action here | C — Measuring IQ: not the appropriate nursing action here | D — Assessing vision: not the appropriate nursing action here | ⚠️ Exam Trap: Read the exact question — the correct fact and its look-alike options are easy to interchange. | 💎 PNC Pearl: Monitoring child growth and detecting malnutrition → Growth monitoring identifies underweight, stunting, and wasting early</w:t>
       </w:r>
     </w:p>
     <w:p>
@@ -979,7 +979,7 @@
     </w:p>
     <w:p>
       <w:r>
-        <w:t>Solution: Standards guide assessment, intervention, and evaluation.</w:t>
+        <w:t>Solution: ✅ Correct Answer: A. Safe, evidence-based, ethical care | 🧠 Clinical Rationale: Standards guide assessment, intervention, and evaluation. | ❌ Why Not Others? | B — Administration: Prompt documentation prevents duplicate or missed doses. | C — Diet: INH depletes B6; supplement to prevent neuropathy. | D — Exercise: Calcium, vitamin D, and fall prevention maintain bone health. | ⚠️ Exam Trap: Read the exact question — the correct fact and its look-alike options are easy to interchange. | 💎 PNC Pearl: Safe, evidence-based, ethical care → Standards guide assessment, intervention, and evaluation</w:t>
       </w:r>
     </w:p>
     <w:p>
@@ -1024,7 +1024,7 @@
     </w:p>
     <w:p>
       <w:r>
-        <w:t>Solution: Sexual transmission dominates; prevention focuses on safe sex and testing.</w:t>
+        <w:t>Solution: ✅ Correct Answer: A. Unprotected sexual contact | 🧠 Clinical Rationale: Sexual transmission dominates; prevention focuses on safe sex and testing. | ❌ Why Not Others? | B — Blood transfusion always: not the appropriate nursing action here | C — Needle sharing only: not the appropriate nursing action here | D — Mother to child always: not the appropriate nursing action here | ⚠️ Exam Trap: Read the exact question — the correct fact and its look-alike options are easy to interchange. | 💎 PNC Pearl: Unprotected sexual contact → Sexual transmission dominates; prevention focuses on safe sex and testing</w:t>
       </w:r>
     </w:p>
     <w:p>
@@ -1069,7 +1069,7 @@
     </w:p>
     <w:p>
       <w:r>
-        <w:t>Solution: The organ of Corti in the cochlea transduces sound.</w:t>
+        <w:t>Solution: ✅ Correct Answer: A. Ear (cochlea) | 🧠 Clinical Rationale: The organ of Corti in the cochlea transduces sound. | ❌ Why Not Others? | B — Eye: Acute glaucoma is an ophthalmic emergency. | C — Nose: Withdrawal is unpleasant but not usually fatal; manage with buprenorphine. | D — Tongue: Taste buds detect sweet, sour, salty, and bitter. | ⚠️ Exam Trap: Read the exact question — the correct fact and its look-alike options are easy to interchange. | 💎 PNC Pearl: Ear (cochlea) → The organ of Corti in the cochlea transduces sound</w:t>
       </w:r>
     </w:p>
     <w:p>
@@ -1114,7 +1114,7 @@
     </w:p>
     <w:p>
       <w:r>
-        <w:t>Solution: Tyramine with MAOIs causes hypertensive crisis.</w:t>
+        <w:t>Solution: ✅ Correct Answer: A. Tyramine-rich foods (aged cheese, cured meats) | 🧠 Clinical Rationale: Tyramine with MAOIs causes hypertensive crisis. | ❌ Why Not Others? | B — Carbohydrates: Glucose from carbohydrates is the preferred fuel, especially for the brain. | C — Fresh fruits: not the appropriate nursing action here | D — Water: JJM (2019) provides functional tap connections to rural homes. | ⚠️ Exam Trap: Read the exact question — the correct fact and its look-alike options are easy to interchange. | 💎 PNC Pearl: Tyramine-rich foods (aged cheese, cured meats) → Tyramine with MAOIs causes hypertensive crisis</w:t>
       </w:r>
     </w:p>
     <w:p>
@@ -1159,7 +1159,7 @@
     </w:p>
     <w:p>
       <w:r>
-        <w:t>Solution: Rotavirus is the leading cause of acute watery diarrhoea; oral rehydration and zinc treat it.</w:t>
+        <w:t>Solution: ✅ Correct Answer: A. Rotavirus | 🧠 Clinical Rationale: Rotavirus is the leading cause of acute watery diarrhoea; oral rehydration and zinc treat it. | ❌ Why Not Others? | B — Typhoid: Investigate with history, cultures, and chest X-ray; treat the cause. | C — Cholera always: not the appropriate nursing action here | D — Malaria: Remains the most widespread vector-borne disease. | ⚠️ Exam Trap: Read the exact question — the correct fact and its look-alike options are easy to interchange. | 💎 PNC Pearl: Rotavirus is the leading cause of acute watery diarrhoea; oral rehydration and zinc treat it.</w:t>
       </w:r>
     </w:p>
     <w:p>
@@ -1204,7 +1204,7 @@
     </w:p>
     <w:p>
       <w:r>
-        <w:t>Solution: Visceral leishmaniasis causes fever, splenomegaly, and anaemia; treat with miltefosine/AmBisome.</w:t>
+        <w:t>Solution: ✅ Correct Answer: A. Leishmania donovani infection | 🧠 Clinical Rationale: Visceral leishmaniasis causes fever, splenomegaly, and anaemia; treat with miltefosine/AmBisome. | ❌ Why Not Others? | B — Mosquito bite: not the appropriate nursing action here | C — Contaminated water: HEV causes water-borne hepatitis outbreaks, dangerous in pregnancy. | D — Diet: INH depletes B6; supplement to prevent neuropathy. | ⚠️ Exam Trap: Read the exact question — the correct fact and its look-alike options are easy to interchange. | 💎 PNC Pearl: Leishmania donovani infection → Visceral leishmaniasis causes fever, splenomegaly, and anaemia; treat with miltefosine/AmBisome</w:t>
       </w:r>
     </w:p>
     <w:p>
@@ -1249,7 +1249,7 @@
     </w:p>
     <w:p>
       <w:r>
-        <w:t>Solution: DOACs need adherence; INR is not used for dabigatran.</w:t>
+        <w:t>Solution: ✅ Correct Answer: A. Report bleeding and not skip doses | 🧠 Clinical Rationale: DOACs need adherence; INR is not used for dabigatran. | ❌ Why Not Others? | B — Take with grapefruit: not the appropriate nursing action here | C — Monitor INR: not the appropriate nursing action here | D — Double doses: not the appropriate nursing action here | ⚠️ Exam Trap: Read the exact question — the correct fact and its look-alike options are easy to interchange. | 💎 PNC Pearl: Report bleeding and not skip doses → DOACs need adherence; INR is not used for dabigatran</w:t>
       </w:r>
     </w:p>
     <w:p>
@@ -1294,7 +1294,7 @@
     </w:p>
     <w:p>
       <w:r>
-        <w:t>Solution: Semi-Fowler's promotes lung expansion and comfort; support the incision during coughing.</w:t>
+        <w:t>Solution: ✅ Correct Answer: A. Semi-Fowler's with the operative side supported | 🧠 Clinical Rationale: Semi-Fowler's promotes lung expansion and comfort; support the incision during coughing. | ❌ Why Not Others? | B — Flat on the back: not the appropriate nursing action here | C — Prone: IHIP provides case-based, real-time disease surveillance. | D — Trendelenburg: Leg elevation improves venous return in shock. | ⚠️ Exam Trap: Read the exact question — the correct fact and its look-alike options are easy to interchange. | 💎 PNC Pearl: Semi-Fowler's with the operative side supported → Semi-Fowler's promotes lung expansion and comfort; support the incision during coughing</w:t>
       </w:r>
     </w:p>
     <w:p>
@@ -1339,7 +1339,7 @@
     </w:p>
     <w:p>
       <w:r>
-        <w:t>Solution: Neutropenia (&lt;500 severe) requires infection precautions.</w:t>
+        <w:t>Solution: ✅ Correct Answer: A. A neutrophil count below 1000/mm3 (or per protocol) | 🧠 Clinical Rationale: Neutropenia (&lt;500 severe) requires infection precautions. | ❌ Why Not Others? | B — A high platelet count: not the appropriate nursing action here | C — Fever only: not the appropriate nursing action here | D — Anaemia: Affects more than half of pregnant women in India. | ⚠️ Exam Trap: Read the exact question — the correct fact and its look-alike options are easy to interchange. | 💎 PNC Pearl: A neutrophil count below 1000/mm3 (or per protocol) → Neutropenia (&lt;500 severe) requires infection precautions</w:t>
       </w:r>
     </w:p>
     <w:p>
@@ -1384,7 +1384,7 @@
     </w:p>
     <w:p>
       <w:r>
-        <w:t>Solution: Treat with fast-acting sugar; teach families to recognize and respond.</w:t>
+        <w:t>Solution: ✅ Correct Answer: A. Excess insulin, missed meals, or exercise | 🧠 Clinical Rationale: Treat with fast-acting sugar; teach families to recognize and respond. | ❌ Why Not Others? | B — Diet always: not the appropriate nursing action here | C — Vaccination always: not the appropriate nursing action here | D — Trauma: Birth trauma, episiotomy pain, and epidurals impair bladder sensation; monitor voiding closely. | ⚠️ Exam Trap: Read the exact question — the correct fact and its look-alike options are easy to interchange. | 💎 PNC Pearl: Excess insulin, missed meals, or exercise → Treat with fast-acting sugar; teach families to recognize and respond</w:t>
       </w:r>
     </w:p>
     <w:p>
@@ -1429,7 +1429,7 @@
     </w:p>
     <w:p>
       <w:r>
-        <w:t>Solution: Atropine raises the heart rate in symptomatic bradycardia.</w:t>
+        <w:t>Solution: ✅ Correct Answer: A. Atropine | 🧠 Clinical Rationale: Atropine raises the heart rate in symptomatic bradycardia. | ❌ Why Not Others? | B — Adenosine: Terminates most supraventricular tachycardias. | C — Amiodarone: not the appropriate nursing action here | D — Lidocaine: not the appropriate nursing action here | ⚠️ Exam Trap: Read the exact question — the correct fact and its look-alike options are easy to interchange. | 💎 PNC Pearl: Atropine → raises the heart rate in symptomatic bradycardia</w:t>
       </w:r>
     </w:p>
     <w:p>
@@ -1474,7 +1474,7 @@
     </w:p>
     <w:p>
       <w:r>
-        <w:t>Solution: Support caregivers; they are at risk of depression themselves.</w:t>
+        <w:t>Solution: ✅ Correct Answer: A. Irritability, exhaustion, and withdrawal | 🧠 Clinical Rationale: Support caregivers; they are at risk of depression themselves. | ❌ Why Not Others? | B — Increased energy: Mania involves euphoria, grandiosity, pressured speech, and reduced sleep. | C — Diet: INH depletes B6; supplement to prevent neuropathy. | D — Exercise: Calcium, vitamin D, and fall prevention maintain bone health. | ⚠️ Exam Trap: Read the exact question — the correct fact and its look-alike options are easy to interchange. | 💎 PNC Pearl: Irritability, exhaustion, and withdrawal → Support caregivers; they are at risk of depression themselves</w:t>
       </w:r>
     </w:p>
     <w:p>
@@ -1519,7 +1519,7 @@
     </w:p>
     <w:p>
       <w:r>
-        <w:t>Solution: Persistent high-risk HPV infection causes nearly all cervical cancers; screening is via Pap smear/VIA.</w:t>
+        <w:t>Solution: ✅ Correct Answer: A. HPV (human papillomavirus) infection | 🧠 Clinical Rationale: Persistent high-risk HPV infection causes nearly all cervical cancers; screening is via Pap smear/VIA. | ❌ Why Not Others? | B — Oestrogen therapy: not the appropriate nursing action here | C — Multiple pregnancies only: not the appropriate nursing action here | D — Smoking only: not the appropriate nursing action here | ⚠️ Exam Trap: Read the exact question — the correct fact and its look-alike options are easy to interchange. | 💎 PNC Pearl: HPV (human papillomavirus) infection → Persistent high-risk HPV infection causes nearly all cervical cancers; screening is via Pap smear/VIA</w:t>
       </w:r>
     </w:p>
     <w:p>
@@ -1564,7 +1564,7 @@
     </w:p>
     <w:p>
       <w:r>
-        <w:t>Solution: Aspirin causes bleeding and tinnitus; report adverse effects.</w:t>
+        <w:t>Solution: ✅ Correct Answer: A. Report black stools, bruising, and tinnitus | 🧠 Clinical Rationale: Aspirin causes bleeding and tinnitus; report adverse effects. | ❌ Why Not Others? | B — Take with antacids only: not the appropriate nursing action here | C — Double the dose: not the appropriate nursing action here | D — Stop abruptly: Tapering and infection vigilance are essential. | ⚠️ Exam Trap: Read the exact question — the correct fact and its look-alike options are easy to interchange. | 💎 PNC Pearl: Report black stools, bruising, and tinnitus → Aspirin causes bleeding and tinnitus; report adverse effects</w:t>
       </w:r>
     </w:p>
     <w:p>
@@ -1609,7 +1609,7 @@
     </w:p>
     <w:p>
       <w:r>
-        <w:t>Solution: Independent walking typically occurs at 12-15 months; earlier walking is a variation.</w:t>
+        <w:t>Solution: ✅ Correct Answer: A. 12-15 months | 🧠 Clinical Rationale: Independent walking typically occurs at 12-15 months; earlier walking is a variation. | ❌ Why Not Others? | B — 6 months: Exclusive breastfeeding for the first 6 months is WHO-recommended. | C — 18 months: Separation anxiety peaks in the second year and resolves as object permanence matures. | D — 9 months: The protective parachute response emerges at 7-9 months and remains through life. | ⚠️ Exam Trap: Read the exact question — the correct fact and its look-alike options are easy to interchange. | 💎 PNC Pearl: 12-15 months → Independent walking typically occurs at ; earlier walking is a variation</w:t>
       </w:r>
     </w:p>
     <w:p>
@@ -1654,7 +1654,7 @@
     </w:p>
     <w:p>
       <w:r>
-        <w:t>Solution: Adipose tissue stores energy and insulates.</w:t>
+        <w:t>Solution: ✅ Correct Answer: A. Adipose tissue | 🧠 Clinical Rationale: Adipose tissue stores energy and insulates. | ❌ Why Not Others? | B — Cartilage: OA is wear-and-tear cartilage loss; RA is autoimmune synovitis; gout is urate crystals. | C — Blood: Blood = Aorta | D — Bone: Bone = Osteoblast | ⚠️ Exam Trap: Read the exact question — the correct fact and its look-alike options are easy to interchange. | 💎 PNC Pearl: Adipose tissue → stores energy and insulates</w:t>
       </w:r>
     </w:p>
     <w:p>
@@ -1699,7 +1699,7 @@
     </w:p>
     <w:p>
       <w:r>
-        <w:t>Solution: Lesson plans organize teaching systematically for effective learning.</w:t>
+        <w:t>Solution: ✅ Correct Answer: A. Objectives, content, teaching methods, and evaluation | 🧠 Clinical Rationale: Lesson plans organize teaching systematically for effective learning. | ❌ Why Not Others? | B — Only the topic name: not the appropriate nursing action here | C — Only the time table: not the appropriate nursing action here | D — Only the attendance: not the appropriate nursing action here | ⚠️ Exam Trap: Read the exact question — the correct fact and its look-alike options are easy to interchange. | 💎 PNC Pearl: Objectives, content, teaching methods, and evaluation → Lesson plans organize teaching systematically for effective learning</w:t>
       </w:r>
     </w:p>
     <w:p>
@@ -1744,7 +1744,7 @@
     </w:p>
     <w:p>
       <w:r>
-        <w:t>Solution: Dal-rice, khichdi pair lysine (pulses) with methionine (cereals).</w:t>
+        <w:t>Solution: ✅ Correct Answer: A. Cereals with pulses to supply all essential amino acids | 🧠 Clinical Rationale: Dal-rice, khichdi pair lysine (pulses) with methionine (cereals). | ❌ Why Not Others? | B — Fruits with fats: not the appropriate nursing action here | C — Vegetables with water: not the appropriate nursing action here | D — Milk with sugar: not the appropriate nursing action here | ⚠️ Exam Trap: Read the exact question — the correct fact and its look-alike options are easy to interchange. | 💎 PNC Pearl: Cereals with pulses to supply all essential amino acids → Dal-rice, khichdi pair lysine (pulses) with methionine (cereals)</w:t>
       </w:r>
     </w:p>
     <w:p>
@@ -1789,7 +1789,7 @@
     </w:p>
     <w:p>
       <w:r>
-        <w:t>Solution: Bloody diarrhoea with dehydration and wasting needs antibiotics and nutrition.</w:t>
+        <w:t>Solution: ✅ Correct Answer: A. Dehydration and malnutrition | 🧠 Clinical Rationale: Bloody diarrhoea with dehydration and wasting needs antibiotics and nutrition. | ❌ Why Not Others? | B — Obesity: Is BMI ≥30; overweight is 25-29.9. | C — Deafness: The deafness programme was integrated under the blindness control programme (NPPB). | D — Fracture: Osteoporotic fragility most commonly causes hip, wrist, and vertebral fractures. | ⚠️ Exam Trap: Read the exact question — the correct fact and its look-alike options are easy to interchange. | 💎 PNC Pearl: Dehydration and malnutrition → Bloody diarrhoea with dehydration and wasting needs antibiotics and nutrition</w:t>
       </w:r>
     </w:p>
     <w:p>
@@ -1834,7 +1834,7 @@
     </w:p>
     <w:p>
       <w:r>
-        <w:t>Solution: Chlorhexidine is a persistent broad-spectrum antiseptic.</w:t>
+        <w:t>Solution: ✅ Correct Answer: A. Skin and surgical antisepsis | 🧠 Clinical Rationale: Chlorhexidine is a persistent broad-spectrum antiseptic. | ❌ Why Not Others? | B — Sterilizing instruments: not the appropriate nursing action here | C — Drinking water: Contaminated water spreads cholera, typhoid, hepatitis E, and diarrhoea. | D — Wounds only: not the appropriate nursing action here | ⚠️ Exam Trap: Read the exact question — the correct fact and its look-alike options are easy to interchange. | 💎 PNC Pearl: Skin and surgical antisepsis → Chlorhexidine is a persistent broad-spectrum antiseptic</w:t>
       </w:r>
     </w:p>
     <w:p>
@@ -1879,7 +1879,7 @@
     </w:p>
     <w:p>
       <w:r>
-        <w:t>Solution: Sustainable programmes embed in systems and budgets.</w:t>
+        <w:t>Solution: ✅ Correct Answer: A. Political, financial, and community commitment | 🧠 Clinical Rationale: Sustainable programmes embed in systems and budgets. | ❌ Why Not Others? | B — One-time funding: not the appropriate nursing action here | C — Diet: INH depletes B6; supplement to prevent neuropathy. | D — Climate: NMSA promotes sustainable agriculture. | ⚠️ Exam Trap: Read the exact question — the correct fact and its look-alike options are easy to interchange. | 💎 PNC Pearl: Political, financial, and community commitment → Sustainable programmes embed in systems and budgets</w:t>
       </w:r>
     </w:p>
     <w:p>
@@ -1924,7 +1924,7 @@
     </w:p>
     <w:p>
       <w:r>
-        <w:t>Solution: Axillary readings average 36.5°C, about 0.5°C below oral.</w:t>
+        <w:t>Solution: ✅ Correct Answer: A. 36.5°C (0.5°C lower than oral) | 🧠 Clinical Rationale: Axillary readings average 36.5°C, about 0.5°C below oral. | ❌ Why Not Others? | B — 37.5°C: not the appropriate nursing action here | C — 38°C: not the appropriate nursing action here | D — 35°C: not the appropriate nursing action here | ⚠️ Exam Trap: Read the exact question — the correct fact and its look-alike options are easy to interchange. | 💎 PNC Pearl: 36.5°C (0.5°C lower than oral) → Axillary readings average 36.5°C, about 0.5°C below oral</w:t>
       </w:r>
     </w:p>
     <w:p>
@@ -1969,7 +1969,7 @@
     </w:p>
     <w:p>
       <w:r>
-        <w:t>Solution: Pinworms lay eggs perianally causing nocturnal itching; treat household with albendazole.</w:t>
+        <w:t>Solution: ✅ Correct Answer: A. Enterobius vermicularis causing perianal itching at night | 🧠 Clinical Rationale: Pinworms lay eggs perianally causing nocturnal itching; treat household with albendazole. | ❌ Why Not Others? | B — Allergy: Screening prevents anaphylaxis; also send cultures before starting therapy. | C — Diet: INH depletes B6; supplement to prevent neuropathy. | D — Exercise: Calcium, vitamin D, and fall prevention maintain bone health. | ⚠️ Exam Trap: Read the exact question — the correct fact and its look-alike options are easy to interchange. | 💎 PNC Pearl: Enterobius vermicularis causing perianal itching at night → Pinworms lay eggs perianally causing nocturnal itching; treat household with albendazole</w:t>
       </w:r>
     </w:p>
     <w:p>
@@ -2014,7 +2014,7 @@
     </w:p>
     <w:p>
       <w:r>
-        <w:t>Solution: Synthesis (now 'create') builds original structures.</w:t>
+        <w:t>Solution: ✅ Correct Answer: A. Combining parts into a new whole | 🧠 Clinical Rationale: Synthesis (now 'create') builds original structures. | ❌ Why Not Others? | B — Recalling: not the appropriate nursing action here | C — Judging: not the appropriate nursing action here | D — Applying: Social marketing positions health as attractive and accessible. | ⚠️ Exam Trap: Read the exact question — the correct fact and its look-alike options are easy to interchange. | 💎 PNC Pearl: Combining parts into a new whole → Synthesis (now 'create') builds original structures</w:t>
       </w:r>
     </w:p>
     <w:p>
@@ -2059,7 +2059,7 @@
     </w:p>
     <w:p>
       <w:r>
-        <w:t>Solution: PSA rises with BPH, prostatitis, and prostate cancer; biopsy confirms.</w:t>
+        <w:t>Solution: ✅ Correct Answer: A. BPH (benign prostatic hyperplasia) | 🧠 Clinical Rationale: PSA rises with BPH, prostatitis, and prostate cancer; biopsy confirms. | ❌ Why Not Others? | B — Prostate cancer only: not the appropriate nursing action here | C — Prostatitis only: not the appropriate nursing action here | D — Renal failure: The failing kidney cannot excrete potassium. | ⚠️ Exam Trap: Read the exact question — the correct fact and its look-alike options are easy to interchange. | 💎 PNC Pearl: BPH (benign prostatic hyperplasia) → PSA rises with BPH, prostatitis, and prostate cancer; biopsy confirms</w:t>
       </w:r>
     </w:p>
     <w:p>
@@ -2104,7 +2104,7 @@
     </w:p>
     <w:p>
       <w:r>
-        <w:t>Solution: Negri bodies confirm rabies in animal brain post-mortem.</w:t>
+        <w:t>Solution: ✅ Correct Answer: A. Negri bodies in brain tissue | 🧠 Clinical Rationale: Negri bodies confirm rabies in animal brain post-mortem. | ❌ Why Not Others? | B — Blood culture: not the appropriate nursing action here | C — Urine antigen: not the appropriate nursing action here | D — Stool PCR: not the appropriate nursing action here | ⚠️ Exam Trap: Read the exact question — the correct fact and its look-alike options are easy to interchange. | 💎 PNC Pearl: Negri bodies in brain tissue → Negri bodies confirm rabies in animal brain post-mortem</w:t>
       </w:r>
     </w:p>
     <w:p>
@@ -2149,7 +2149,7 @@
     </w:p>
     <w:p>
       <w:r>
-        <w:t>Solution: Age-related inner ear degeneration causes presbycusis.</w:t>
+        <w:t>Solution: ✅ Correct Answer: A. Presbycusis | 🧠 Clinical Rationale: Age-related inner ear degeneration causes presbycusis. | ❌ Why Not Others? | B — Wax: not the appropriate nursing action here | C — Infection: Loss of immunoglobulins predisposes to peritonitis and cellulitis; also watch thrombosis. | D — Otosclerosis: not the appropriate nursing action here | ⚠️ Exam Trap: Read the exact question — the correct fact and its look-alike options are easy to interchange. | 💎 PNC Pearl: Presbycusis → Age-related inner ear degeneration causes</w:t>
       </w:r>
     </w:p>
     <w:p>
@@ -2194,7 +2194,7 @@
     </w:p>
     <w:p>
       <w:r>
-        <w:t>Solution: Guidelines support consistent, safe practice.</w:t>
+        <w:t>Solution: ✅ Correct Answer: A. Providing standardized, proven care | 🧠 Clinical Rationale: Guidelines support consistent, safe practice. | ❌ Why Not Others? | B — Replacing judgement: not the appropriate nursing action here | C — Increasing errors: not the appropriate nursing action here | D — Reducing quality: not the appropriate nursing action here | ⚠️ Exam Trap: Read the exact question — the correct fact and its look-alike options are easy to interchange. | 💎 PNC Pearl: Providing standardized, proven care → Guidelines support consistent, safe practice</w:t>
       </w:r>
     </w:p>
     <w:p>
@@ -2239,7 +2239,7 @@
     </w:p>
     <w:p>
       <w:r>
-        <w:t>Solution: Candida causes white plaques in immunocompromised or antibiotic-treated clients.</w:t>
+        <w:t>Solution: ✅ Correct Answer: A. Candida albicans overgrowth | 🧠 Clinical Rationale: Candida causes white plaques in immunocompromised or antibiotic-treated clients. | ❌ Why Not Others? | B — Bacteria: Phages lyse bacteria and are used in phage therapy. | C — Virus: Chikungunya causes fever and severe joint pain; treat symptomatically. | D — Parasite: RDTs give rapid field diagnosis; smear confirms species. | ⚠️ Exam Trap: Read the exact question — the correct fact and its look-alike options are easy to interchange. | 💎 PNC Pearl: Candida albicans overgrowth → Candida causes white plaques in immunocompromised or antibiotic-treated clients</w:t>
       </w:r>
     </w:p>
     <w:p>
@@ -2284,7 +2284,7 @@
     </w:p>
     <w:p>
       <w:r>
-        <w:t>Solution: Oxygen, antibiotics, and early referral save lives.</w:t>
+        <w:t>Solution: ✅ Correct Answer: A. Hypoxia and sepsis | 🧠 Clinical Rationale: Oxygen, antibiotics, and early referral save lives. | ❌ Why Not Others? | B — Pain: Biliary colic: RUQ/epigastric pain radiating to the right shoulder after fatty food. | C — Fever: Temperatures above 38°C are fever (pyrexia); &gt;41°C is hyperpyrexia. | D — Cough: Daily mucopurulent cough and repeated infections characterise bronchiectasis. | ⚠️ Exam Trap: Read the exact question — the correct fact and its look-alike options are easy to interchange. | 💎 PNC Pearl: Hypoxia and sepsis → Oxygen, antibiotics, and early referral save lives</w:t>
       </w:r>
     </w:p>
     <w:p>
@@ -2329,7 +2329,7 @@
     </w:p>
     <w:p>
       <w:r>
-        <w:t>Solution: Assess pain intensity and character before and after PRN analgesia.</w:t>
+        <w:t>Solution: ✅ Correct Answer: A. Assess the pain using a pain scale | 🧠 Clinical Rationale: Assess pain intensity and character before and after PRN analgesia. | ❌ Why Not Others? | B — Give the highest dose: not the appropriate nursing action here | C — Wait 4 hours: not the appropriate nursing action here | D — Ask the doctor: not the appropriate nursing action here | ⚠️ Exam Trap: Read the exact question — the correct fact and its look-alike options are easy to interchange. | 💎 PNC Pearl: Assess the pain using a pain scale → Assess pain intensity and character before and after PRN analgesia</w:t>
       </w:r>
     </w:p>
     <w:p>
@@ -2374,7 +2374,7 @@
     </w:p>
     <w:p>
       <w:r>
-        <w:t>Solution: Immobilisation prevents secondary cord damage.</w:t>
+        <w:t>Solution: ✅ Correct Answer: A. Neutral alignment with cervical collar and log-rolling | 🧠 Clinical Rationale: Immobilisation prevents secondary cord damage. | ❌ Why Not Others? | B — Flexed position: not the appropriate nursing action here | C — Sitting up: not the appropriate nursing action here | D — Prone: IHIP provides case-based, real-time disease surveillance. | ⚠️ Exam Trap: Read the exact question — the correct fact and its look-alike options are easy to interchange. | 💎 PNC Pearl: Neutral alignment with cervical collar and log-rolling → Immobilisation prevents secondary cord damage</w:t>
       </w:r>
     </w:p>
     <w:p>
@@ -2419,7 +2419,7 @@
     </w:p>
     <w:p>
       <w:r>
-        <w:t>Solution: SC injection without rubbing prevents bruising; do not aspirate.</w:t>
+        <w:t>Solution: ✅ Correct Answer: A. Inject subcutaneously and not rub the site | 🧠 Clinical Rationale: SC injection without rubbing prevents bruising; do not aspirate. | ❌ Why Not Others? | B — Inject intramuscularly: not the appropriate nursing action here | C — Rush the injection: not the appropriate nursing action here | D — Aspirate the syringe: not the appropriate nursing action here | ⚠️ Exam Trap: Read the exact question — the correct fact and its look-alike options are easy to interchange. | 💎 PNC Pearl: Inject subcutaneously and not rub the site → SC injection without rubbing prevents bruising; do not aspirate</w:t>
       </w:r>
     </w:p>
     <w:p>
@@ -2464,7 +2464,7 @@
     </w:p>
     <w:p>
       <w:r>
-        <w:t>Solution: Mediastinal shift away from a hyperinflated hemithorax indicates tension.</w:t>
+        <w:t>Solution: ✅ Correct Answer: A. Tracheal deviation away from the affected side | 🧠 Clinical Rationale: Mediastinal shift away from a hyperinflated hemithorax indicates tension. | ❌ Why Not Others? | B — Tracheal deviation toward the side: not the appropriate nursing action here | C — Consolidation: not the appropriate nursing action here | D — Pleural effusion: Meigs syndrome: benign ovarian fibroma, ascites, and right pleural effusion, resolving after removal. | ⚠️ Exam Trap: Don’t confuse "Tracheal deviation away from the affected side" with "Tracheal deviation toward the side" — they look alike and are easy to interchange. | 💎 PNC Pearl: Tracheal deviation away from the affected side → Mediastinal shift away from a hyperinflated hemithorax indicates tension</w:t>
       </w:r>
     </w:p>
     <w:p>
@@ -2509,7 +2509,7 @@
     </w:p>
     <w:p>
       <w:r>
-        <w:t>Solution: EPDS is validated for perinatal women.</w:t>
+        <w:t>Solution: ✅ Correct Answer: A. Postnatal depression screening | 🧠 Clinical Rationale: EPDS is validated for perinatal women. | ❌ Why Not Others? | B — Dementia screening: not the appropriate nursing action here | C — Diet: INH depletes B6; supplement to prevent neuropathy. | D — Exercise: Calcium, vitamin D, and fall prevention maintain bone health. | ⚠️ Exam Trap: Read the exact question — the correct fact and its look-alike options are easy to interchange. | 💎 PNC Pearl: Postnatal depression screening → EPDS is validated for perinatal women</w:t>
       </w:r>
     </w:p>
     <w:p>
@@ -2554,7 +2554,7 @@
     </w:p>
     <w:p>
       <w:r>
-        <w:t>Solution: Rising ammonia causes confusion, flapping tremor (asterixis), and coma.</w:t>
+        <w:t>Solution: ✅ Correct Answer: A. Confusion, asterixis, and altered sleep | 🧠 Clinical Rationale: Rising ammonia causes confusion, flapping tremor (asterixis), and coma. | ❌ Why Not Others? | B — Weight gain: Low metabolism causes cold intolerance, weight gain, and bradycardia. | C — Polyuria: Polyuria = 2,500 ml per day | D — Hypertension: Chronic hypertension causes most spontaneous intracerebral bleeds. | ⚠️ Exam Trap: Read the exact question — the correct fact and its look-alike options are easy to interchange. | 💎 PNC Pearl: Confusion, asterixis, and altered sleep → Rising ammonia causes confusion, flapping tremor (asterixis), and coma</w:t>
       </w:r>
     </w:p>
     <w:p>
@@ -2599,7 +2599,7 @@
     </w:p>
     <w:p>
       <w:r>
-        <w:t>Solution: Personal contact with recovery stories reduces stigma most.</w:t>
+        <w:t>Solution: ✅ Correct Answer: A. Contact-based education programmes | 🧠 Clinical Rationale: Personal contact with recovery stories reduces stigma most. | ❌ Why Not Others? | B — Lectures alone: not the appropriate nursing action here | C — Diet: INH depletes B6; supplement to prevent neuropathy. | D — Exercise: Calcium, vitamin D, and fall prevention maintain bone health. | ⚠️ Exam Trap: Read the exact question — the correct fact and its look-alike options are easy to interchange. | 💎 PNC Pearl: Contact-based education programmes → Personal contact with recovery stories reduces stigma most</w:t>
       </w:r>
     </w:p>
     <w:p>
@@ -2644,7 +2644,7 @@
     </w:p>
     <w:p>
       <w:r>
-        <w:t>Solution: WHO recommends oral amoxicillin for non-severe pneumonia; severe cases need hospital care.</w:t>
+        <w:t>Solution: ✅ Correct Answer: A. Oral amoxicillin | 🧠 Clinical Rationale: WHO recommends oral amoxicillin for non-severe pneumonia; severe cases need hospital care. | ❌ Why Not Others? | B — IV vancomycin: not the first | C — Oral metronidazole: not the first | D — Topical antibiotics: not the first | ⚠️ Exam Trap: Read the exact question — the correct fact and its look-alike options are easy to interchange. | 💎 PNC Pearl: Oral amoxicillin = the first</w:t>
       </w:r>
     </w:p>
     <w:p>
@@ -2689,7 +2689,7 @@
     </w:p>
     <w:p>
       <w:r>
-        <w:t>Solution: Dysuria with frequency warrants a urine test and antibiotics.</w:t>
+        <w:t>Solution: ✅ Correct Answer: A. Urinary tract infection | 🧠 Clinical Rationale: Dysuria with frequency warrants a urine test and antibiotics. | ❌ Why Not Others? | B — Uterine pressure: The enlarged uterus splints the diaphragm, causing breathlessness; differentiate from pathology. | C — Diet: INH depletes B6; supplement to prevent neuropathy. | D — Exercise: Calcium, vitamin D, and fall prevention maintain bone health. | ⚠️ Exam Trap: Read the exact question — the correct fact and its look-alike options are easy to interchange. | 💎 PNC Pearl: Urinary tract infection → Dysuria with frequency warrants a urine test and antibiotics</w:t>
       </w:r>
     </w:p>
     <w:p>
@@ -2734,7 +2734,7 @@
     </w:p>
     <w:p>
       <w:r>
-        <w:t>Solution: Integrated deworming, malaria control, and nutrition help.</w:t>
+        <w:t>Solution: ✅ Correct Answer: A. Malaria, hookworm, and nutrition | 🧠 Clinical Rationale: Integrated deworming, malaria control, and nutrition help. | ❌ Why Not Others? | B — Genetics only: not the appropriate nursing action here | C — Diet only: not the appropriate nursing action here | D — Climate: NMSA promotes sustainable agriculture. | ⚠️ Exam Trap: Read the exact question — the correct fact and its look-alike options are easy to interchange. | 💎 PNC Pearl: Malaria, hookworm, and nutrition → Integrated deworming, malaria control, and nutrition help</w:t>
       </w:r>
     </w:p>
     <w:p>
@@ -2779,7 +2779,7 @@
     </w:p>
     <w:p>
       <w:r>
-        <w:t>Solution: Communication and community engagement build trust.</w:t>
+        <w:t>Solution: ✅ Correct Answer: A. Misinformation and mistrust | 🧠 Clinical Rationale: Communication and community engagement build trust. | ❌ Why Not Others? | B — Genetics: Diet and heredity drive LDL; statins and lifestyle lower it. | C — Climate: NMSA promotes sustainable agriculture. | D — Diet: INH depletes B6; supplement to prevent neuropathy. | ⚠️ Exam Trap: Read the exact question — the correct fact and its look-alike options are easy to interchange. | 💎 PNC Pearl: Misinformation and mistrust → Communication and community engagement build trust</w:t>
       </w:r>
     </w:p>
     <w:p>
@@ -2824,7 +2824,7 @@
     </w:p>
     <w:p>
       <w:r>
-        <w:t>Solution: The hypothalamus maintains homeostasis (temperature, hunger, thirst, hormones).</w:t>
+        <w:t>Solution: ✅ Correct Answer: A. Hypothalamus | 🧠 Clinical Rationale: The hypothalamus maintains homeostasis (temperature, hunger, thirst, hormones). | ❌ Why Not Others? | B — Thalamus: The thalamus is the sensory relay station. | C — Cerebellum: The cerebellum coordinates movement, posture, and balance. | D — Medulla: The medulla contains vital centres. | ⚠️ Exam Trap: Don’t confuse "Hypothalamus" with "Thalamus" — they look alike and are easy to interchange. | 💎 PNC Pearl: Hypothalamus → maintains homeostasis (temperature, hunger, thirst, hormones)</w:t>
       </w:r>
     </w:p>
     <w:p>
@@ -2869,7 +2869,7 @@
     </w:p>
     <w:p>
       <w:r>
-        <w:t>Solution: Tendinous cords anchor the AV valve leaflets during systole.</w:t>
+        <w:t>Solution: ✅ Correct Answer: A. Prevent AV valve prolapse during ventricular contraction | 🧠 Clinical Rationale: Tendinous cords anchor the AV valve leaflets during systole. | ❌ Why Not Others? | B — Open the semilunar valves: not the appropriate nursing action here | C — Pace the heart: not the appropriate nursing action here | D — Conduct impulses: not the appropriate nursing action here | ⚠️ Exam Trap: Read the exact question — the correct fact and its look-alike options are easy to interchange. | 💎 PNC Pearl: Prevent AV valve prolapse during ventricular contraction → Tendinous cords anchor the AV valve leaflets during systole</w:t>
       </w:r>
     </w:p>
     <w:p>
@@ -2914,7 +2914,7 @@
     </w:p>
     <w:p>
       <w:r>
-        <w:t>Solution: Antiplatelets increase bleeding risk.</w:t>
+        <w:t>Solution: ✅ Correct Answer: A. Bleeding and bruising | 🧠 Clinical Rationale: Antiplatelets increase bleeding risk. | ❌ Why Not Others? | B — Hypoglycaemia: Insulin secretagogues cause hypoglycaemia, especially with missed meals or renal impairment. | C — Bradycardia: Bradycardia = 60 beats per minute | D — Constipation: Opioids slow GI motility; prophylactic stool softeners and fluids are routine. | ⚠️ Exam Trap: Read the exact question — the correct fact and its look-alike options are easy to interchange. | 💎 PNC Pearl: Bleeding and bruising → Antiplatelets increase bleeding risk</w:t>
       </w:r>
     </w:p>
     <w:p>
@@ -2959,7 +2959,7 @@
     </w:p>
     <w:p>
       <w:r>
-        <w:t>Solution: Drive theory: needs create drives (hunger, thirst) that motivate behaviour to restore homeostasis.</w:t>
+        <w:t>Solution: ✅ Correct Answer: A. Drive reduction theory | 🧠 Clinical Rationale: Drive theory: needs create drives (hunger, thirst) that motivate behaviour to restore homeostasis. | ❌ Why Not Others? | B — Cognitive dissonance theory: not the appropriate nursing action here | C — Attribution theory: not the appropriate nursing action here | D — Equity theory: not the appropriate nursing action here | ⚠️ Exam Trap: Read the exact question — the correct fact and its look-alike options are easy to interchange. | 💎 PNC Pearl: Drive reduction theory → Drive theory: needs create drives (hunger, thirst) that motivate behaviour to restore homeostasis</w:t>
       </w:r>
     </w:p>
     <w:p>
@@ -3004,7 +3004,7 @@
     </w:p>
     <w:p>
       <w:r>
-        <w:t>Solution: TB spreads through airborne nuclei &lt;5 microns from coughing or sneezing.</w:t>
+        <w:t>Solution: ✅ Correct Answer: A. Airborne droplet nuclei | 🧠 Clinical Rationale: TB spreads through airborne nuclei &lt;5 microns from coughing or sneezing. | ❌ Why Not Others? | B — Blood transfusion: Comprehensive EmOC = BEmOC + surgery and blood transfusion. | C — Contaminated water: HEV causes water-borne hepatitis outbreaks, dangerous in pregnancy. | D — Insect bites: not the appropriate nursing action here | ⚠️ Exam Trap: Read the exact question — the correct fact and its look-alike options are easy to interchange. | 💎 PNC Pearl: Airborne droplet nuclei → TB spreads through airborne nuclei &lt;5 microns from coughing or sneezing</w:t>
       </w:r>
     </w:p>
     <w:p>
@@ -3049,7 +3049,7 @@
     </w:p>
     <w:p>
       <w:r>
-        <w:t>Solution: The design links the research question to data collection and analysis.</w:t>
+        <w:t>Solution: ✅ Correct Answer: A. The overall plan for conducting a study | 🧠 Clinical Rationale: The design links the research question to data collection and analysis. | ❌ Why Not Others? | B — The questionnaire: not the appropriate nursing action here | C — The sample: The sampling frame is the accessible portion of the population. | D — The report: not the appropriate nursing action here | ⚠️ Exam Trap: Read the exact question — the correct fact and its look-alike options are easy to interchange. | 💎 PNC Pearl: The overall plan for conducting a study → The design links the research question to data collection and analysis</w:t>
       </w:r>
     </w:p>
     <w:p>
@@ -3094,7 +3094,7 @@
     </w:p>
     <w:p>
       <w:r>
-        <w:t>Solution: Loop/thiazide diuretics cause hypokalaemia, which potentiates digoxin toxicity.</w:t>
+        <w:t>Solution: ✅ Correct Answer: A. Furosemide (potassium loss) | 🧠 Clinical Rationale: Loop/thiazide diuretics cause hypokalaemia, which potentiates digoxin toxicity. | ❌ Why Not Others? | B — Spironolactone: not the appropriate nursing action here | C — Triamterene: not the appropriate nursing action here | D — Amiloride: not the appropriate nursing action here | ⚠️ Exam Trap: Read the exact question — the correct fact and its look-alike options are easy to interchange. | 💎 PNC Pearl: Furosemide (potassium loss) → Loop/thiazide diuretics cause hypokalaemia, which potentiates digoxin toxicity</w:t>
       </w:r>
     </w:p>
     <w:p>
@@ -3139,7 +3139,7 @@
     </w:p>
     <w:p>
       <w:r>
-        <w:t>Solution: Tropical sprue and enteric infections cause chronic malabsorption.</w:t>
+        <w:t>Solution: ✅ Correct Answer: A. Tropical sprue and infections | 🧠 Clinical Rationale: Tropical sprue and enteric infections cause chronic malabsorption. | ❌ Why Not Others? | B — Celiac disease only: not the appropriate nursing action here | C — Pancreatic insufficiency only: not the appropriate nursing action here | D — Lactose intolerance: not the appropriate nursing action here | ⚠️ Exam Trap: Read the exact question — the correct fact and its look-alike options are easy to interchange. | 💎 PNC Pearl: Tropical sprue and infections → Tropical sprue and enteric infections cause chronic malabsorption</w:t>
       </w:r>
     </w:p>
     <w:p>
@@ -3184,7 +3184,7 @@
     </w:p>
     <w:p>
       <w:r>
-        <w:t>Solution: Fat malabsorption gives pale, bulky, greasy stools.</w:t>
+        <w:t>Solution: ✅ Correct Answer: A. Frothy, foul-smelling, floating stools (steatorrhoea) | 🧠 Clinical Rationale: Fat malabsorption gives pale, bulky, greasy stools. | ❌ Why Not Others? | B — Black stools: Aspirin causes bleeding and tinnitus; report adverse effects. | C — Rice water stools: not the appropriate nursing action here | D — Hard stools: not the appropriate nursing action here | ⚠️ Exam Trap: Read the exact question — the correct fact and its look-alike options are easy to interchange. | 💎 PNC Pearl: Frothy, foul-smelling, floating stools (steatorrhoea) → Fat malabsorption gives pale, bulky, greasy stools</w:t>
       </w:r>
     </w:p>
     <w:p>
@@ -3229,7 +3229,7 @@
     </w:p>
     <w:p>
       <w:r>
-        <w:t>Solution: Taper antidepressants slowly to avoid dizziness, nausea, and electric shocks.</w:t>
+        <w:t>Solution: ✅ Correct Answer: A. Abrupt stopping of SSRIs/SNRIs | 🧠 Clinical Rationale: Taper antidepressants slowly to avoid dizziness, nausea, and electric shocks. | ❌ Why Not Others? | B — Overdose: Serotonin syndrome causes agitation, hyperthermia, clonus, and rigidity - stop serotonergic drugs. | C — Diet: INH depletes B6; supplement to prevent neuropathy. | D — Exercise: Calcium, vitamin D, and fall prevention maintain bone health. | ⚠️ Exam Trap: Read the exact question — the correct fact and its look-alike options are easy to interchange. | 💎 PNC Pearl: Abrupt stopping of SSRIs/SNRIs → Taper antidepressants slowly to avoid dizziness, nausea, and electric shocks</w:t>
       </w:r>
     </w:p>
     <w:p>
@@ -3274,7 +3274,7 @@
     </w:p>
     <w:p>
       <w:r>
-        <w:t>Solution: Energy imbalance (overeating + inactivity) is the main cause of childhood obesity.</w:t>
+        <w:t>Solution: ✅ Correct Answer: A. Excess energy intake with physical inactivity | 🧠 Clinical Rationale: Energy imbalance (overeating + inactivity) is the main cause of childhood obesity. | ❌ Why Not Others? | B — Hormonal disease always: not the appropriate nursing action here | C — Genetic disorder always: not the appropriate nursing action here | D — Medications: Consistent medication use controls hypertension. | ⚠️ Exam Trap: Read the exact question — the correct fact and its look-alike options are easy to interchange. | 💎 PNC Pearl: Excess energy intake with physical inactivity → Energy imbalance (overeating + inactivity) is the main cause of childhood obesity</w:t>
       </w:r>
     </w:p>
     <w:p>
@@ -3319,7 +3319,7 @@
     </w:p>
     <w:p>
       <w:r>
-        <w:t>Solution: Potassium balances cells and lowers BP.</w:t>
+        <w:t>Solution: ✅ Correct Answer: A. Heart rhythm and muscle function | 🧠 Clinical Rationale: Potassium balances cells and lowers BP. | ❌ Why Not Others? | B — Bone density only: not the appropriate nursing action here | C — Vision: Acute closed-angle glaucoma is an emergency (fixed mid-dilated pupil, nausea); treat to prevent blindness. | D — Clotting: Platelets form plugs in haemostasis. | ⚠️ Exam Trap: Read the exact question — the correct fact and its look-alike options are easy to interchange. | 💎 PNC Pearl: Heart rhythm and muscle function → Potassium balances cells and lowers BP</w:t>
       </w:r>
     </w:p>
     <w:p>
@@ -3364,7 +3364,7 @@
     </w:p>
     <w:p>
       <w:r>
-        <w:t>Solution: Aplastic anaemia is rare but dangerous; transfusion and delivery planning are needed.</w:t>
+        <w:t>Solution: ✅ Correct Answer: A. Idiopathic marrow failure | 🧠 Clinical Rationale: Aplastic anaemia is rare but dangerous; transfusion and delivery planning are needed. | ❌ Why Not Others? | B — Iron deficiency always: not the appropriate nursing action here | C — Diet: INH depletes B6; supplement to prevent neuropathy. | D — Exercise: Calcium, vitamin D, and fall prevention maintain bone health. | ⚠️ Exam Trap: Read the exact question — the correct fact and its look-alike options are easy to interchange. | 💎 PNC Pearl: Idiopathic marrow failure → Aplastic anaemia is rare but dangerous; transfusion and delivery planning are needed</w:t>
       </w:r>
     </w:p>
     <w:p>
@@ -3409,7 +3409,7 @@
     </w:p>
     <w:p>
       <w:r>
-        <w:t>Solution: CSF volume is about 125–150 ml, produced at ~500 ml/day.</w:t>
+        <w:t>Solution: ✅ Correct Answer: A. 150 ml | 🧠 Clinical Rationale: CSF volume is about 125–150 ml, produced at ~500 ml/day. | ❌ Why Not Others? | B — 500 ml: Tidal volume averages about 500 ml. | C — 50 ml: not the appropriate nursing action here | D — 1000 ml: Amniotic fluid volume peaks at about 800–1000 ml at 36–38 weeks. | ⚠️ Exam Trap: Don’t confuse "150 ml" with "50 ml" — they look alike and are easy to interchange. | 💎 PNC Pearl: 150 ml → CSF volume is about 125– , produced at ~500 ml/day</w:t>
       </w:r>
     </w:p>
     <w:p>
@@ -3454,7 +3454,7 @@
     </w:p>
     <w:p>
       <w:r>
-        <w:t>Solution: Validity concerns accuracy of measurement.</w:t>
+        <w:t>Solution: ✅ Correct Answer: A. Measures what it is intended to measure | 🧠 Clinical Rationale: Validity concerns accuracy of measurement. | ❌ Why Not Others? | B — Is expensive: not the appropriate nursing action here | C — Is long: not the appropriate nursing action here | D — Is easy to print: not the appropriate nursing action here | ⚠️ Exam Trap: Read the exact question — the correct fact and its look-alike options are easy to interchange. | 💎 PNC Pearl: Measures what it is intended to measure → Validity concerns accuracy of measurement</w:t>
       </w:r>
     </w:p>
     <w:p>
@@ -3499,7 +3499,7 @@
     </w:p>
     <w:p>
       <w:r>
-        <w:t>Solution: Gastric aspirate pH ≤5.5 indicates gastric placement; X-ray is the gold standard.</w:t>
+        <w:t>Solution: ✅ Correct Answer: A. Aspirating gastric contents and testing pH (&lt;5.5) | 🧠 Clinical Rationale: Gastric aspirate pH ≤5.5 indicates gastric placement; X-ray is the gold standard. | ❌ Why Not Others? | B — Auscultating the epigastrium: not the appropriate nursing action here | C — Placing the tube in water: not the appropriate nursing action here | D — Measuring the tube length: not the appropriate nursing action here | ⚠️ Exam Trap: Read the exact question — the correct fact and its look-alike options are easy to interchange. | 💎 PNC Pearl: Aspirating gastric contents and testing pH (&lt;5.5) → Gastric aspirate pH ≤5.5 indicates gastric placement; X-ray is the gold standard</w:t>
       </w:r>
     </w:p>
     <w:p>
@@ -3544,7 +3544,7 @@
     </w:p>
     <w:p>
       <w:r>
-        <w:t>Solution: Side-lying with airway protection prevents aspiration of blood during vomiting.</w:t>
+        <w:t>Solution: ✅ Correct Answer: A. Left lateral (recovery) position to prevent aspiration | 🧠 Clinical Rationale: Side-lying with airway protection prevents aspiration of blood during vomiting. | ❌ Why Not Others? | B — High Fowler's with head back: not the appropriate nursing action here | C — Prone: IHIP provides case-based, real-time disease surveillance. | D — Supine with legs flat: not the appropriate nursing action here | ⚠️ Exam Trap: Read the exact question — the correct fact and its look-alike options are easy to interchange. | 💎 PNC Pearl: Left lateral (recovery) position to prevent aspiration → Side-lying with airway protection prevents aspiration of blood during vomiting</w:t>
       </w:r>
     </w:p>
     <w:p>
@@ -3589,7 +3589,7 @@
     </w:p>
     <w:p>
       <w:r>
-        <w:t>Solution: Plasma cells secrete antibodies specific to antigens.</w:t>
+        <w:t>Solution: ✅ Correct Answer: A. Plasma cells (B lymphocytes) | 🧠 Clinical Rationale: Plasma cells secrete antibodies specific to antigens. | ❌ Why Not Others? | B — T lymphocytes: T cells mature in the thymus. | C — Neutrophils: not the appropriate nursing action here | D — Red cells: The spleen filters blood and stores platelets. | ⚠️ Exam Trap: Read the exact question — the correct fact and its look-alike options are easy to interchange. | 💎 PNC Pearl: Plasma cells (B lymphocytes) → Plasma cells secrete antibodies specific to antigens</w:t>
       </w:r>
     </w:p>
     <w:p>
@@ -3634,7 +3634,7 @@
     </w:p>
     <w:p>
       <w:r>
-        <w:t>Solution: 100/60 is low-normal; hypotension is significant if symptomatic.</w:t>
+        <w:t>Solution: ✅ Correct Answer: A. Low normal/hypotensive range | 🧠 Clinical Rationale: 100/60 is low-normal; hypotension is significant if symptomatic. | ❌ Why Not Others? | B — Always normal: not the appropriate nursing action here | C — Hypertensive: Pre-eclampsia/eclampsia and associated placental failure are leading causes of stillbirth. | D — Fatal: not the appropriate nursing action here | ⚠️ Exam Trap: Read the exact question — the correct fact and its look-alike options are easy to interchange. | 💎 PNC Pearl: Low normal/hypotensive range → 100/60 is low-normal; hypotension is significant if symptomatic</w:t>
       </w:r>
     </w:p>
     <w:p>
@@ -3679,7 +3679,7 @@
     </w:p>
     <w:p>
       <w:r>
-        <w:t>Solution: The skin has the epidermis and dermis, with the hypodermis beneath.</w:t>
+        <w:t>Solution: ✅ Correct Answer: A. Epidermis and dermis | 🧠 Clinical Rationale: The skin has the epidermis and dermis, with the hypodermis beneath. | ❌ Why Not Others? | B — Dermis and hypodermis only: not the appropriate nursing action here | C — Epidermis only: not the appropriate nursing action here | D — Corneum and dermis: not the appropriate nursing action here | ⚠️ Exam Trap: Don’t confuse "Epidermis and dermis" with "Corneum and dermis" — they look alike and are easy to interchange. | 💎 PNC Pearl: Epidermis and dermis → The skin has , with the hypodermis beneath</w:t>
       </w:r>
     </w:p>
     <w:p>
@@ -3724,7 +3724,7 @@
     </w:p>
     <w:p>
       <w:r>
-        <w:t>Solution: The oral route is the most common, convenient, and economical.</w:t>
+        <w:t>Solution: ✅ Correct Answer: A. Oral | 🧠 Clinical Rationale: The oral route is the most common, convenient, and economical. | ❌ Why Not Others? | B — Intravenous: IV drugs bypass absorption and first-pass metabolism, giving 100% bioavailability. | C — Intramuscular: not the appropriate nursing action here | D — Subcutaneous: Marasmus reflects overall calorie deficiency with muscle wasting and a gaunt appearance. | ⚠️ Exam Trap: Read the exact question — the correct fact and its look-alike options are easy to interchange. | 💎 PNC Pearl: Oral → route is the most common, convenient, and economical</w:t>
       </w:r>
     </w:p>
     <w:p>
@@ -3769,7 +3769,7 @@
     </w:p>
     <w:p>
       <w:r>
-        <w:t>Solution: Oliguria is &lt;30 ml/hr (&lt;400 ml/day); monitor to detect renal compromise.</w:t>
+        <w:t>Solution: ✅ Correct Answer: A. 30 ml/hour | 🧠 Clinical Rationale: Oliguria is &lt;30 ml/hr (&lt;400 ml/day); monitor to detect renal compromise. | ❌ Why Not Others? | B — 5 ml/hour: not the appropriate nursing action here | C — 100 ml/hour: not the appropriate nursing action here | D — 200 ml/hour: not the appropriate nursing action here | ⚠️ Exam Trap: Read the exact question — the correct fact and its look-alike options are easy to interchange. | 💎 PNC Pearl: 30 ml/hour → Oliguria is &lt;30 ml/hr (&lt;400 ml/day); monitor to detect renal compromise</w:t>
       </w:r>
     </w:p>
     <w:p>
@@ -3814,7 +3814,7 @@
     </w:p>
     <w:p>
       <w:r>
-        <w:t>Solution: Ascaris causes malnutrition and intestinal obstruction in heavy loads.</w:t>
+        <w:t>Solution: ✅ Correct Answer: A. Ascaris lumbricoides | 🧠 Clinical Rationale: Ascaris causes malnutrition and intestinal obstruction in heavy loads. | ❌ Why Not Others? | B — Enterobius: Pinworms lay eggs perianally causing nocturnal itching; treat household with albendazole. | C — Hookworm: Integrated deworming, malaria control, and nutrition help. | D — Whipworm: not the appropriate nursing action here | ⚠️ Exam Trap: Read the exact question — the correct fact and its look-alike options are easy to interchange. | 💎 PNC Pearl: Ascaris lumbricoides → Ascaris causes malnutrition and intestinal obstruction in heavy loads</w:t>
       </w:r>
     </w:p>
     <w:p>
@@ -3859,7 +3859,7 @@
     </w:p>
     <w:p>
       <w:r>
-        <w:t>Solution: Inclusive policies target health, education, and employment.</w:t>
+        <w:t>Solution: ✅ Correct Answer: A. Ensure participation of marginalized groups in society | 🧠 Clinical Rationale: Inclusive policies target health, education, and employment. | ❌ Why Not Others? | B — Segregation: Pay transparency and policy address the gap. | C — Discrimination: Awareness campaigns and contact reduce stigma. | D — Isolation: Radioactive iodine requires temporary precautions with close contact and pregnancy avoidance. | ⚠️ Exam Trap: Read the exact question — the correct fact and its look-alike options are easy to interchange. | 💎 PNC Pearl: Ensure participation of marginalized groups in society → Inclusive policies target health, education, and employment</w:t>
       </w:r>
     </w:p>
     <w:p>
@@ -3904,7 +3904,7 @@
     </w:p>
     <w:p>
       <w:r>
-        <w:t>Solution: HIE, prematurity, and intrauterine infection cause most CP; early therapy improves outcome.</w:t>
+        <w:t>Solution: ✅ Correct Answer: A. Perinatal hypoxia-ischaemia and prematurity | 🧠 Clinical Rationale: HIE, prematurity, and intrauterine infection cause most CP; early therapy improves outcome. | ❌ Why Not Others? | B — Genetic always: not the appropriate nursing action here | C — Diet: INH depletes B6; supplement to prevent neuropathy. | D — Exercise: Calcium, vitamin D, and fall prevention maintain bone health. | ⚠️ Exam Trap: Read the exact question — the correct fact and its look-alike options are easy to interchange. | 💎 PNC Pearl: Perinatal hypoxia-ischaemia and prematurity → HIE, prematurity, and intrauterine infection cause most CP; early therapy improves outcome</w:t>
       </w:r>
     </w:p>
     <w:p>
@@ -3949,7 +3949,7 @@
     </w:p>
     <w:p>
       <w:r>
-        <w:t>Solution: Vegans need fortified foods or B12 supplements.</w:t>
+        <w:t>Solution: ✅ Correct Answer: A. No animal foods in the diet | 🧠 Clinical Rationale: Vegans need fortified foods or B12 supplements. | ❌ Why Not Others? | B — Diet: INH depletes B6; supplement to prevent neuropathy. | C — Climate: NMSA promotes sustainable agriculture. | D — Genetics: Diet and heredity drive LDL; statins and lifestyle lower it. | ⚠️ Exam Trap: Don’t confuse "No animal foods in the diet" with "Diet" — they look alike and are easy to interchange. | 💎 PNC Pearl: No animal foods in the diet → Vegans need fortified foods or B12 supplements</w:t>
       </w:r>
     </w:p>
     <w:p>
@@ -3994,7 +3994,7 @@
     </w:p>
     <w:p>
       <w:r>
-        <w:t>Solution: Delirium has acute onset, inattention, and fluctuating level of consciousness.</w:t>
+        <w:t>Solution: ✅ Correct Answer: A. Acute onset with fluctuating consciousness | 🧠 Clinical Rationale: Delirium has acute onset, inattention, and fluctuating level of consciousness. | ❌ Why Not Others? | B — Slow progression: not the appropriate nursing action here | C — Memory loss only: not the appropriate nursing action here | D — Irreversible course: not the appropriate nursing action here | ⚠️ Exam Trap: Read the exact question — the correct fact and its look-alike options are easy to interchange. | 💎 PNC Pearl: Acute onset with fluctuating consciousness → Delirium has acute onset, inattention, and fluctuating level of consciousness</w:t>
       </w:r>
     </w:p>
     <w:p>
@@ -4039,7 +4039,7 @@
     </w:p>
     <w:p>
       <w:r>
-        <w:t>Solution: 125 × 15 ÷ 60 = 31.25 ≈ 31 gtt/min.</w:t>
+        <w:t>Solution: ✅ Correct Answer: A. 31 gtt/min | 🧠 Clinical Rationale: 125 × 15 ÷ 60 = 31.25 ≈ 31 gtt/min. | ❌ Why Not Others? | B — 15 gtt/min: not the appropriate nursing action here | C — 60 gtt/min: not the appropriate nursing action here | D — 45 gtt/min: not the appropriate nursing action here | ⚠️ Exam Trap: Don’t confuse "31 gtt/min" with "15 gtt/min" — they look alike and are easy to interchange. | 💎 PNC Pearl: 31 gtt/min → 125 × 15 ÷ 60 = 31.25 ≈</w:t>
       </w:r>
     </w:p>
     <w:p>
@@ -4084,7 +4084,7 @@
     </w:p>
     <w:p>
       <w:r>
-        <w:t>Solution: e-Sanjeevani crossed 100 million tele-consultations, a global milestone.</w:t>
+        <w:t>Solution: ✅ Correct Answer: A. Tele-consultations | 🧠 Clinical Rationale: e-Sanjeevani crossed 100 million tele-consultations, a global milestone. | ❌ Why Not Others? | B — Surgeries: not the appropriate nursing action here | C — Hospital beds: not the appropriate nursing action here | D — Vaccines: Occupational vaccination protects workers and patients. | ⚠️ Exam Trap: Read the exact question — the correct fact and its look-alike options are easy to interchange. | 💎 PNC Pearl: Tele-consultations → e-Sanjeevani crossed 100 million , a global milestone</w:t>
       </w:r>
     </w:p>
     <w:p>
@@ -4129,7 +4129,7 @@
     </w:p>
     <w:p>
       <w:r>
-        <w:t>Solution: DEICs manage children referred from RBSK screening.</w:t>
+        <w:t>Solution: ✅ Correct Answer: A. Provides confirmation and treatment of screened defects | 🧠 Clinical Rationale: DEICs manage children referred from RBSK screening. | ❌ Why Not Others? | B — Only weighs children: not the appropriate nursing action here | C — Only immunises: not the appropriate nursing action here | D — Only feeds: not the appropriate nursing action here | ⚠️ Exam Trap: Read the exact question — the correct fact and its look-alike options are easy to interchange. | 💎 PNC Pearl: Provides confirmation and treatment of screened defects → DEICs manage children referred from RBSK screening</w:t>
       </w:r>
     </w:p>
     <w:p>
@@ -4174,7 +4174,7 @@
     </w:p>
     <w:p>
       <w:r>
-        <w:t>Solution: PMMVY gives ₹5,000 (now under the maternity benefit) for the first child.</w:t>
+        <w:t>Solution: ✅ Correct Answer: A. Cash maternity benefit to pregnant women | 🧠 Clinical Rationale: PMMVY gives ₹5,000 (now under the maternity benefit) for the first child. | ❌ Why Not Others? | B — Free medicines only: not the appropriate nursing action here | C — Only vaccinations: not the appropriate nursing action here | D — Only food grains: not the appropriate nursing action here | ⚠️ Exam Trap: Read the exact question — the correct fact and its look-alike options are easy to interchange. | 💎 PNC Pearl: Cash maternity benefit to pregnant women → PMMVY gives ₹5,000 (now under the maternity benefit) for the first child</w:t>
       </w:r>
     </w:p>
     <w:p>
@@ -4219,7 +4219,7 @@
     </w:p>
     <w:p>
       <w:r>
-        <w:t>Solution: The CLABSI bundle uses full barriers, chlorhexidine, and prompt line removal.</w:t>
+        <w:t>Solution: ✅ Correct Answer: A. Maximal barrier precautions and daily line review | 🧠 Clinical Rationale: The CLABSI bundle uses full barriers, chlorhexidine, and prompt line removal. | ❌ Why Not Others? | B — Only dressing changes: not the appropriate nursing action here | C — Only antibiotics: not the appropriate nursing action here | D — Only gloves: not the appropriate nursing action here | ⚠️ Exam Trap: Read the exact question — the correct fact and its look-alike options are easy to interchange. | 💎 PNC Pearl: Maximal barrier precautions and daily line review → The CLABSI bundle uses full barriers, chlorhexidine, and prompt line removal</w:t>
       </w:r>
     </w:p>
     <w:p>
@@ -4264,7 +4264,7 @@
     </w:p>
     <w:p>
       <w:r>
-        <w:t>Solution: Under OVP, opened vials can be used up to 28 days if cold chain and asepsis are maintained.</w:t>
+        <w:t>Solution: ✅ Correct Answer: A. Up to 4 weeks (28 days) if sterile and within expiry | 🧠 Clinical Rationale: Under OVP, opened vials can be used up to 28 days if cold chain and asepsis are maintained. | ❌ Why Not Others? | B — Only 1 hour: not the appropriate nursing action here | C — Only 1 day: not the appropriate nursing action here | D — 6 months: Exclusive breastfeeding for the first 6 months is WHO-recommended. | ⚠️ Exam Trap: Read the exact question — the correct fact and its look-alike options are easy to interchange. | 💎 PNC Pearl: Up to 4 weeks (28 days) if sterile and within expiry → Under OVP, opened vials can be used up to 28 days if cold chain and asepsis are maintained</w:t>
       </w:r>
     </w:p>
     <w:p>
@@ -4309,7 +4309,7 @@
     </w:p>
     <w:p>
       <w:r>
-        <w:t>Solution: The package boosted hospitals, labs, and oxygen.</w:t>
+        <w:t>Solution: ✅ Correct Answer: A. Health infrastructure and emergency response | 🧠 Clinical Rationale: The package boosted hospitals, labs, and oxygen. | ❌ Why Not Others? | B — Only tourism: not the appropriate nursing action here | C — Only railways: not the appropriate nursing action here | D — Only defence: not the appropriate nursing action here | ⚠️ Exam Trap: In priority questions, choose the immediate life-saving nursing action before notification, investigation, or documentation. | 🩺 Clinical Thinking: Recognize → Stabilize → Reassess → Escalate | 💎 PNC Pearl: Health infrastructure and emergency response → The package boosted hospitals, labs, and oxygen</w:t>
       </w:r>
     </w:p>
     <w:p>
@@ -4354,7 +4354,7 @@
     </w:p>
     <w:p>
       <w:r>
-        <w:t>Solution: India's NAP-AMR (2017) follows the global action plan to combat AMR.</w:t>
+        <w:t>Solution: ✅ Correct Answer: A. 2017 | 🧠 Clinical Rationale: India's NAP-AMR (2017) follows the global action plan to combat AMR. | ❌ Why Not Others? | B — 2005: NRHM was launched in April 2005 to strengthen rural health services. — an incorrect year | C — 2010: NP-NCD (2010) addresses hypertension, diabetes, CVD, stroke, and common cancers. — an incorrect year | D — 2023: India achieved measles-rubella elimination certification in 2023. — an incorrect year | ⚠️ Exam Trap: Never guess years — fix each year to its exact event before choosing. | 💎 PNC Pearl: 2017 → India's NAP-AMR ( ) follows the global action plan to combat AMR</w:t>
       </w:r>
     </w:p>
     <w:p>
@@ -4399,7 +4399,7 @@
     </w:p>
     <w:p>
       <w:r>
-        <w:t>Solution: NHM funds free drugs in public health facilities.</w:t>
+        <w:t>Solution: ✅ Correct Answer: A. Free essential medicines at public facilities | 🧠 Clinical Rationale: NHM funds free drugs in public health facilities. | ❌ Why Not Others? | B — Free private treatment: not the appropriate nursing action here | C — Only vitamins: not the appropriate nursing action here | D — Only injections: not the appropriate nursing action here | ⚠️ Exam Trap: Read the exact question — the correct fact and its look-alike options are easy to interchange. | 💎 PNC Pearl: Free essential medicines at public facilities → NHM funds free drugs in public health facilities</w:t>
       </w:r>
     </w:p>
     <w:p>
@@ -4444,7 +4444,7 @@
     </w:p>
     <w:p>
       <w:r>
-        <w:t>Solution: Confidential reviews identify system gaps for improvement.</w:t>
+        <w:t>Solution: ✅ Correct Answer: A. Improve care without blaming individuals | 🧠 Clinical Rationale: Confidential reviews identify system gaps for improvement. | ❌ Why Not Others? | B — Punish staff: not the appropriate nursing action here | C — Hide data: not the appropriate nursing action here | D — Reduce reporting: not the appropriate nursing action here | ⚠️ Exam Trap: Read the exact question — the correct fact and its look-alike options are easy to interchange. | 💎 PNC Pearl: Improve care without blaming individuals → Confidential reviews identify system gaps for improvement</w:t>
       </w:r>
     </w:p>
     <w:p>
@@ -4489,7 +4489,7 @@
     </w:p>
     <w:p>
       <w:r>
-        <w:t>Solution: NHM was launched in 2013, subsuming NRHM and adding NUHM.</w:t>
+        <w:t>Solution: ⚠ MULTIPLE MATCHES: ✅ Correct Answer: A. 2013 | 🧠 Clinical Rationale: NHM was launched in 2013, subsuming NRHM and adding NUHM. | ❌ Why Not Others? | B — 2005: NRHM was launched in April 2005 to strengthen rural health services. — an incorrect year | C — 2010: NP-NCD (2010) addresses hypertension, diabetes, CVD, stroke, and common cancers. — an incorrect year | D — 2017: The NHP 2017 guides current health sector policy. — an incorrect year | ⚠️ Exam Trap: Never guess years — fix each year to its exact event before choosing. | 💎 PNC Pearl: 2013 → NHM was launched in , subsuming NRHM and adding NUHM || ✅ Correct Answer: A. 2013 | 🧠 Clinical Rationale: NHM, combining NRHM and NUHM, was launched in 2013. | ❌ Why Not Others? | B — 2005: NRHM was launched in April 2005 to strengthen rural health services. — an incorrect year | C — 2010: NP-NCD (2010) addresses hypertension, diabetes, CVD, stroke, and common cancers. — an incorrect year | D — 2017: The NHP 2017 guides current health sector policy. — an incorrect year | ⚠️ Exam Trap: Never guess years — fix each year to its exact event before choosing. | 💎 PNC Pearl: NHM, combining NRHM and NUHM, was launched in 2013.</w:t>
       </w:r>
     </w:p>
     <w:p>
@@ -4534,7 +4534,7 @@
     </w:p>
     <w:p>
       <w:r>
-        <w:t>Solution: JSY provides cash assistance to encourage institutional delivery.</w:t>
+        <w:t>Solution: ✅ Correct Answer: A. Pregnant women, especially BPL women, for institutional delivery | 🧠 Clinical Rationale: JSY provides cash assistance to encourage institutional delivery. | ❌ Why Not Others? | B — Farmers: KCC funds crop and investment needs of farmers. | C — Students: Norm-referencing ranks students relative to peers. | D — Elderly: Avoiding Beers-list drugs reduces harm in older adults. | ⚠️ Exam Trap: Read the exact question — the correct fact and its look-alike options are easy to interchange. | 💎 PNC Pearl: Pregnant women, especially BPL women, for institutional delivery → JSY provides cash assistance to encourage institutional delivery</w:t>
       </w:r>
     </w:p>
     <w:p>
@@ -4579,7 +4579,7 @@
     </w:p>
     <w:p>
       <w:r>
-        <w:t>Solution: Anganwadi Workers deliver ICDS services.</w:t>
+        <w:t>Solution: ✅ Correct Answer: A. ICDS | 🧠 Clinical Rationale: Anganwadi Workers deliver ICDS services. | ❌ Why Not Others? | B — PM-JAY: AB-HWC delivers comprehensive primary care; PM-JAY covers secondary/tertiary care. | C — PMMVY: not the appropriate nursing action here | D — RBSK: not the appropriate nursing action here | ⚠️ Exam Trap: Read the exact question — the correct fact and its look-alike options are easy to interchange. | 💎 PNC Pearl: ICDS → Anganwadi Workers deliver services</w:t>
       </w:r>
     </w:p>
     <w:p>
@@ -4624,7 +4624,7 @@
     </w:p>
     <w:p>
       <w:r>
-        <w:t>Solution: Ayushman Bharat = HWC (preventive) + PM-JAY (insurance).</w:t>
+        <w:t>Solution: ✅ Correct Answer: A. Health and Wellness Centres and PM-JAY | 🧠 Clinical Rationale: Ayushman Bharat = HWC (preventive) + PM-JAY (insurance). | ❌ Why Not Others? | B — Hospitals and clinics: not the appropriate nursing action here | C — Doctors and nurses: not the appropriate nursing action here | D — Insurance and pension: not the appropriate nursing action here | ⚠️ Exam Trap: Read the exact question — the correct fact and its look-alike options are easy to interchange. | 💎 PNC Pearl: Health and Wellness Centres and PM-JAY → Ayushman Bharat = HWC (preventive) + PM-JAY (insurance)</w:t>
       </w:r>
     </w:p>
     <w:p>
@@ -4669,7 +4669,7 @@
     </w:p>
     <w:p>
       <w:r>
-        <w:t>Solution: Sub-centres are the first contact point in rural areas.</w:t>
+        <w:t>Solution: ✅ Correct Answer: A. Most peripheral contact point of the health system | 🧠 Clinical Rationale: Sub-centres are the first contact point in rural areas. | ❌ Why Not Others? | B — District hospital: The district hospital is the apex facility at district level. | C — Medical college: not the appropriate nursing action here | D — Referral hospital: CHCs are 30-bed block-level referral hospitals. | ⚠️ Exam Trap: Read the exact question — the correct fact and its look-alike options are easy to interchange. | 💎 PNC Pearl: Most peripheral contact point of the health system → Sub-centres are the first contact point in rural areas</w:t>
       </w:r>
     </w:p>
     <w:p>
@@ -4714,7 +4714,7 @@
     </w:p>
     <w:p>
       <w:r>
-        <w:t>Solution: NHM comprises the rural (NRHM) and urban (NUHM) missions.</w:t>
+        <w:t>Solution: ✅ Correct Answer: A. NRHM and NUHM | 🧠 Clinical Rationale: NHM comprises the rural (NRHM) and urban (NUHM) missions. | ❌ Why Not Others? | B — NRHM only: not the appropriate nursing action here | C — NUHM only: not the appropriate nursing action here | D — AIIMS and IIT: not the appropriate nursing action here | ⚠️ Exam Trap: Read the exact question — the correct fact and its look-alike options are easy to interchange. | 💎 PNC Pearl: NRHM and NUHM → NHM comprises the rural (NRHM) and urban (NUHM) missions</w:t>
       </w:r>
     </w:p>
     <w:p>
@@ -4759,7 +4759,7 @@
     </w:p>
     <w:p>
       <w:r>
-        <w:t>Solution: MGNREGA guarantees 100 days of wage employment per rural household.</w:t>
+        <w:t>Solution: ✅ Correct Answer: A. 100 days | 🧠 Explanation: MGNREGA guarantees 100 days of wage employment per rural household. | ❌ Why Not Others? | B — 50 days: an incorrect number | C — 200 days: an incorrect number | D — 30 days: an incorrect number | ⚠️ Exam Trap: Read the exact question — the correct fact and its look-alike options are easy to interchange. | 💎 PNC GK Pearl: 100 days → MGNREGA guarantees of wage employment per rural household</w:t>
       </w:r>
     </w:p>
     <w:p>
@@ -4804,7 +4804,7 @@
     </w:p>
     <w:p>
       <w:r>
-        <w:t>Solution: WHO declared mpox a PHEIC in August 2024.</w:t>
+        <w:t>Solution: ✅ Correct Answer: A. Mpox | 📰 Why: WHO declared mpox a PHEIC in August 2024. | ❌ Why Not Others? | B — COVID-19: Both are Indian COVID vaccines (Bharat Biotech). | C — Zika: not the correct fact here | D — Ebola: not the correct fact here | ⚠️ Exam Trap: Read the exact question — the correct fact and its look-alike options are easy to interchange. | 💎 PNC CA Pearl: Mpox → WHO declared a PHEIC in August 2024</w:t>
       </w:r>
     </w:p>
     <w:p>
@@ -4849,7 +4849,7 @@
     </w:p>
     <w:p>
       <w:r>
-        <w:t>Solution: The Planning Commission was established in March 1950.</w:t>
+        <w:t>Solution: ✅ Correct Answer: A. 1950 | 🧠 Explanation: The Planning Commission was established in March 1950. | ❌ Why Not Others? | B — 1947: The Indian Independence Act was passed in July 1947. — an incorrect year | C — 1956: The States Reorganisation Act 1956 merged Ajmer into Rajasthan on 1 November 1956. — an incorrect year | D — 1960: an incorrect year | ⚠️ Exam Trap: Never guess years — fix each year to its exact event before choosing. | 💎 PNC GK Pearl: 1950 → The Planning Commission was established in March</w:t>
       </w:r>
     </w:p>
     <w:p>
@@ -4894,7 +4894,7 @@
     </w:p>
     <w:p>
       <w:r>
-        <w:t>Solution: Nihon Hidankyo, the Hibakusha organisation, won the 2024 Nobel Peace Prize for nuclear disarmament efforts.</w:t>
+        <w:t>Solution: ✅ Correct Answer: A. Nihon Hidankyo (Japanese atomic bomb survivors) | 📰 Why: Nihon Hidankyo, the Hibakusha organisation, won the 2024 Nobel Peace Prize for nuclear disarmament efforts. | ❌ Why Not Others? | B — WHO: not the correct fact here | C — UNHCR: not the correct fact here | D — Greta Thunberg: not the correct fact here | ⚠️ Exam Trap: Read the exact question — the correct fact and its look-alike options are easy to interchange. | 💎 PNC CA Pearl: Nihon Hidankyo (Japanese atomic bomb survivors) → Nihon Hidankyo, the Hibakusha organisation, won the 2024 Nobel Peace Prize for nuclear disarmament efforts</w:t>
       </w:r>
     </w:p>
     <w:p>
@@ -4939,7 +4939,7 @@
     </w:p>
     <w:p>
       <w:r>
-        <w:t>Solution: Aditya-L1 reached halo orbit around L1 on 6 January 2024 to study the Sun.</w:t>
+        <w:t>Solution: ✅ Correct Answer: A. January 2024 | 📰 Why: Aditya-L1 reached halo orbit around L1 on 6 January 2024 to study the Sun. | ❌ Why Not Others? | B — September 2023: not the first solar observatory, Aditya-L1, | C — August 2022: not the first solar observatory, Aditya-L1, | D — June 2024: The NDA won the 2024 Lok Sabha elections; Modi took oath on 9 June 2024. — not the first solar observatory, Aditya-L1, | ⚠️ Exam Trap: Read the exact question — the correct fact and its look-alike options are easy to interchange. | 💎 PNC CA Pearl: January 2024 = the first solar observatory, Aditya-L1,</w:t>
       </w:r>
     </w:p>
     <w:p>
@@ -4984,7 +4984,7 @@
     </w:p>
     <w:p>
       <w:r>
-        <w:t>Solution: Sam dunes near Jaisalmer are a desert tourism spot.</w:t>
+        <w:t>Solution: ✅ Correct Answer: A. Jaisalmer | 🧠 Explanation: Sam dunes near Jaisalmer are a desert tourism spot. | ❌ Why Not Others? | B — Barmer: Balotra was carved from Barmer. | C — Bikaner: MGS University is in Bikaner. | D — Jodhpur: Jodhpur = Blue City | ⚠️ Exam Trap: Read the exact question — the correct fact and its look-alike options are easy to interchange. | 💎 PNC GK Pearl: Jaisalmer → Sam dunes near are a desert tourism spot</w:t>
       </w:r>
     </w:p>
     <w:p>
@@ -5029,7 +5029,7 @@
     </w:p>
     <w:p>
       <w:r>
-        <w:t>Solution: Evaporation occurs at the surface; boiling throughout the liquid.</w:t>
+        <w:t>Solution: ✅ Correct Answer: A. Evaporation | 🧠 Explanation: Evaporation occurs at the surface; boiling throughout the liquid. | ❌ Why Not Others? | B — Condensation: Forms clouds and dew. | C — Sublimation: (e.g., camphor, dry ice) skips the liquid state. | D — Melting: A fuse breaks the circuit when current exceeds its rating. | ⚠️ Exam Trap: Read the exact question — the correct fact and its look-alike options are easy to interchange. | 💎 PNC GK Pearl: Evaporation → occurs at the surface; boiling throughout the liquid</w:t>
       </w:r>
     </w:p>
     <w:p>
@@ -5074,7 +5074,7 @@
     </w:p>
     <w:p>
       <w:r>
-        <w:t>Solution: Blood pH is tightly regulated between 7.35 and 7.45.</w:t>
+        <w:t>Solution: ✅ Correct Answer: A. 7.35-7.45 | 🧠 Explanation: Blood pH is tightly regulated between 7.35 and 7.45. | ❌ Why Not Others? | B — 6.5-7.0: not the correct fact here | C — 8.0-8.5: not the correct fact here | D — 5.0-5.5: not the correct fact here | ⚠️ Exam Trap: Read the exact question — the correct fact and its look-alike options are easy to interchange. | 💎 PNC GK Pearl: 7.35-7.45 → Blood pH is tightly regulated between 7.35 and 7.45</w:t>
       </w:r>
     </w:p>
     <w:p>
@@ -5119,7 +5119,7 @@
     </w:p>
     <w:p>
       <w:r>
-        <w:t>Solution: Jaisalmer fort's sandstone glows gold.</w:t>
+        <w:t>Solution: ✅ Correct Answer: A. Golden fort (Sonar Kila) | 🧠 Explanation: Jaisalmer fort's sandstone glows gold. | ❌ Why Not Others? | B — Iron fort: not the correct fact here | C — Water fort: Gagron is a rare water-surrounded fort. | D — White fort: not the correct fact here | ⚠️ Exam Trap: Read the exact question — the correct fact and its look-alike options are easy to interchange. | 💎 PNC GK Pearl: Golden fort (Sonar Kila) → Jaisalmer fort's sandstone glows gold</w:t>
       </w:r>
     </w:p>
     <w:p>
@@ -5164,7 +5164,7 @@
     </w:p>
     <w:p>
       <w:r>
-        <w:t>Solution: Hindoli and Nainwa are in Bundi.</w:t>
+        <w:t>Solution: ✅ Correct Answer: A. Bundi | 🧠 Explanation: Hindoli and Nainwa are in Bundi. | ❌ Why Not Others? | B — Kota: VMOU (open university) is in Kota. | C — Baran: Chhabra TPS is in Baran district. | D — Tonk: Bisalpur dam is in Tonk district. | ⚠️ Exam Trap: Read the exact question — the correct fact and its look-alike options are easy to interchange. | 💎 PNC GK Pearl: Hindoli and Nainwa are in Bundi.</w:t>
       </w:r>
     </w:p>
     <w:p>
@@ -5209,7 +5209,7 @@
     </w:p>
     <w:p>
       <w:r>
-        <w:t>Solution: Groundnut and til are grown in southern/eastern Rajasthan.</w:t>
+        <w:t>Solution: ✅ Correct Answer: A. Southern and eastern districts | 🧠 Explanation: Groundnut and til are grown in southern/eastern Rajasthan. | ❌ Why Not Others? | B — Desert: The Jodhpur–Phalodi line is India's first desert railway. | C — Aravalli: The Banas rises in the Kumbhalgarh hills. | D — Chambal: The Chambal cuts the deep gorge near Kota; the Gandhi Sagar dam impounds it. | ⚠️ Exam Trap: Read the exact question — the correct fact and its look-alike options are easy to interchange. | 💎 PNC GK Pearl: Southern and eastern districts → Groundnut and til are grown in southern/eastern Rajasthan</w:t>
       </w:r>
     </w:p>
     <w:p>
@@ -5254,7 +5254,7 @@
     </w:p>
     <w:p>
       <w:r>
-        <w:t>Solution: Aryabhata, India's first satellite, was launched in 1975 by a Soviet rocket.</w:t>
+        <w:t>Solution: ✅ Correct Answer: A. Aryabhata | 🧠 Explanation: Aryabhata, India's first satellite, was launched in 1975 by a Soviet rocket. | ❌ Why Not Others? | B — Rohini: SLV-3 placed Rohini in orbit in July 1980, making India a space-faring nation. — not the first satellite launched | C — INSAT-1A: not the first satellite launched | D — SLV-3: not the first satellite launched | ⚠️ Exam Trap: Read the exact question — the correct fact and its look-alike options are easy to interchange. | 💎 PNC GK Pearl: Aryabhata = the first satellite launched</w:t>
       </w:r>
     </w:p>
     <w:p>
@@ -5299,7 +5299,7 @@
     </w:p>
     <w:p>
       <w:r>
-        <w:t>Solution: Oxygen supports respiration and burning.</w:t>
+        <w:t>Solution: ✅ Correct Answer: A. Oxygen | 🧠 Explanation: Oxygen supports respiration and burning. | ❌ Why Not Others? | B — Nitrogen: Makes up about 78% of the atmosphere. | C — Carbon dioxide: Plants take in CO₂ and release oxygen during photosynthesis. | D — Argon: Is an inert gas used in bulbs. | ⚠️ Exam Trap: Read the exact question — the correct fact and its look-alike options are easy to interchange. | 💎 PNC GK Pearl: Oxygen → supports respiration and burning</w:t>
       </w:r>
     </w:p>
     <w:p>
@@ -5344,7 +5344,7 @@
     </w:p>
     <w:p>
       <w:r>
-        <w:t>Solution: Nakki Lake, a sacred lake, lies at Mount Abu.</w:t>
+        <w:t>Solution: ✅ Correct Answer: A. Nakki Lake | 🧠 Explanation: Nakki Lake, a sacred lake, lies at Mount Abu. | ❌ Why Not Others? | B — Sambhar Lake: Shared by Jaipur and Nagaur districts, is India's largest inland salt lake. | C — Jaisamand Lake: not the correct fact here | D — Dhebar Lake: not the correct fact here | ⚠️ Exam Trap: Read the exact question — the correct fact and its look-alike options are easy to interchange. | 💎 PNC GK Pearl: Nakki Lake → sacred lake, lies at Mount Abu</w:t>
       </w:r>
     </w:p>
     <w:p>
@@ -5389,7 +5389,7 @@
     </w:p>
     <w:p>
       <w:r>
-        <w:t>Solution: In March 1949, Jaipur, Jodhpur, Bikaner, and Jaisalmer joined to form Greater Rajasthan.</w:t>
+        <w:t>Solution: ✅ Correct Answer: A. Jaipur, Jodhpur, Bikaner, and Jaisalmer | 🧠 Explanation: In March 1949, Jaipur, Jodhpur, Bikaner, and Jaisalmer joined to form Greater Rajasthan. | ❌ Why Not Others? | B — Udaipur alone: not the correct fact here | C — Kota and Bundi: not the correct fact here | D — Sirohi and Jhalawar: not the correct fact here | ⚠️ Exam Trap: Read the exact question — the correct fact and its look-alike options are easy to interchange. | 💎 PNC GK Pearl: Jaipur, Jodhpur, Bikaner, and Jaisalmer → In March 1949, joined to form Greater Rajasthan</w:t>
       </w:r>
     </w:p>
     <w:p>
@@ -5434,7 +5434,7 @@
     </w:p>
     <w:p>
       <w:r>
-        <w:t>Solution: 'उदार' का विलोम 'अनुदार' या 'कृपण' है।</w:t>
+        <w:t>Solution: ✅ Correct Answer: A. अनुदार/कृपण | 🧠 Grammar Rule: 'उदार' का विलोम 'अनुदार' या 'कृपण' है। | ❌ Why Not Others? | B — दानी: not the correct answer here | C — उदारचेता: not the correct answer here | D — महादानी: not the correct answer here | ⚠️ Exam Trap: Read the exact question — the correct fact and its look-alike options are easy to interchange. | 📌 Rule to Remember: अनुदार/कृपण → उदार' का विलोम 'अनुदार' या 'कृपण' है।</w:t>
       </w:r>
     </w:p>
     <w:p>
@@ -5479,7 +5479,7 @@
     </w:p>
     <w:p>
       <w:r>
-        <w:t>Solution: 'भूख' का पर्यायवाची 'क्षुधा' है।</w:t>
+        <w:t>Solution: ✅ Correct Answer: A. क्षुधा | 🧠 Grammar Rule: 'भूख' का पर्यायवाची 'क्षुधा' है। | ❌ Why Not Others? | B — प्यास: not the correct answer here | C — तृप्ति: not the correct answer here | D — आहार: not the correct answer here | ⚠️ Exam Trap: Read the exact question — the correct fact and its look-alike options are easy to interchange. | 📌 Rule to Remember: क्षुधा → भूख' का पर्यायवाची ' ' है।</w:t>
       </w:r>
     </w:p>
     <w:p>
@@ -5524,7 +5524,7 @@
     </w:p>
     <w:p>
       <w:r>
-        <w:t>Solution: With 'she' in the present simple negative, we use 'does not' + base verb.</w:t>
+        <w:t>Solution: ✅ Correct Answer: A. She does not like coffee. | 🧠 Grammar Rule: With 'she' in the present simple negative, we use 'does not' + base verb. | ❌ Why Not Others? | B — She do not like coffee.: not the correct answer here | C — She does not likes coffee.: not the correct answer here | D — She not like coffee.: not the correct answer here | ⚠️ Exam Trap: Don’t confuse "She does not like coffee." with "She do not like coffee." — they look alike and are easy to interchange. | 📌 Rule to Remember: She does not like coffee. → With 'she' in the present simple negative, we use 'does not' + base verb</w:t>
       </w:r>
     </w:p>
     <w:p>
@@ -5569,7 +5569,7 @@
     </w:p>
     <w:p>
       <w:r>
-        <w:t>Solution: Wh-questions in indirect speech use statement order and backshifted tense.</w:t>
+        <w:t>Solution: ✅ Correct Answer: A. He asked where the hospital was. | 🧠 Grammar Rule: Wh-questions in indirect speech use statement order and backshifted tense. | ❌ Why Not Others? | B — He asked where is the hospital.: not the correct answer here | C — He said where the hospital is.: not the correct answer here | D — He asked that where the hospital was.: not the correct answer here | ⚠️ Exam Trap: Don’t confuse "He asked where the hospital was." with "He asked where is the hospital." — they look alike and are easy to interchange. | 📌 Rule to Remember: He asked where the hospital was. → Wh-questions in indirect speech use statement order and backshifted tense</w:t>
       </w:r>
     </w:p>
     <w:p>
@@ -5614,7 +5614,7 @@
     </w:p>
     <w:p>
       <w:r>
-        <w:t>Solution: 'उप' + हार = उपहार।</w:t>
+        <w:t>Solution: ✅ Correct Answer: A. उप | 🧠 Grammar Rule: 'उप' + हार = उपहार। | ❌ Why Not Others? | B — उत्: not the correct answer here | C — उद्: not the correct answer here | D — उपरि: not the correct answer here | ⚠️ Exam Trap: Don’t confuse "उप" with "उपरि" — they look alike and are easy to interchange. | 📌 Rule to Remember: उप → + हार = उपहार।</w:t>
       </w:r>
     </w:p>
     <w:p>
@@ -5659,7 +5659,7 @@
     </w:p>
     <w:p>
       <w:r>
-        <w:t>Solution: 'Ponder' means to think deeply; 'consider' is its synonym.</w:t>
+        <w:t>Solution: ✅ Correct Answer: A. Consider | 🧠 Grammar Rule: 'Ponder' means to think deeply; 'consider' is its synonym. | ❌ Why Not Others? | B — Ignore: not the correct answer here | C — Reject: not the correct answer here | D — Forget: not the correct answer here | ⚠️ Exam Trap: Read the exact question — the correct fact and its look-alike options are easy to interchange. | 📌 Rule to Remember: Consider → Ponder' means to think deeply; ' ' is its synonym</w:t>
       </w:r>
     </w:p>
     <w:p>
@@ -5704,7 +5704,7 @@
     </w:p>
     <w:p>
       <w:r>
-        <w:t>Solution: 'Abundant' means existing in large quantities; 'plentiful' is its synonym.</w:t>
+        <w:t>Solution: ⚠ MULTIPLE MATCHES: ✅ Correct Answer: A. Plentiful | 🧠 Grammar Rule: 'Abundant' means existing in large quantities; 'plentiful' is its synonym. | ❌ Why Not Others? | B — Scarce: Abundant (plentiful) is opposite to scarce. | C — Rare: 'Frequent' is common; 'rare' is its antonym. | D — Meagre: not the correct answer here | ⚠️ Exam Trap: Read the exact question — the correct fact and its look-alike options are easy to interchange. | 📌 Rule to Remember: Plentiful → Abundant' means existing in large quantities; ' ' is its synonym || ✅ Correct Answer: A. Plentiful | 🧠 Grammar Rule: Abundant means plentiful or ample in quantity. | ❌ Why Not Others? | B — Scarce: Abundant (plentiful) is opposite to scarce. | C — Rare: 'Frequent' is common; 'rare' is its antonym. | D — Meagre: not the correct answer here | ⚠️ Exam Trap: Read the exact question — the correct fact and its look-alike options are easy to interchange. | 📌 Rule to Remember: Plentiful → Abundant means ample in quantity</w:t>
       </w:r>
     </w:p>
     <w:p>
@@ -5749,7 +5749,7 @@
     </w:p>
     <w:p>
       <w:r>
-        <w:t>Solution: 'राजा का पुत्र' — तत्पुरुष समास, अतः 'राजपुत्र'।</w:t>
+        <w:t>Solution: ✅ Correct Answer: A. राजपुत्र | 🧠 Grammar Rule: 'राजा का पुत्र' — तत्पुरुष समास, अतः 'राजपुत्र'। | ❌ Why Not Others? | B — राजापुत्र: not the correct answer here | C — राजपुत्री: not the correct answer here | D — राजपुत्रों: not the correct answer here | ⚠️ Exam Trap: Don’t confuse "राजपुत्र" with "राजपुत्री" — they look alike and are easy to interchange. | 📌 Rule to Remember: राजपुत्र → राजा का पुत्र' — तत्पुरुष समास, अतः ' '।</w:t>
       </w:r>
     </w:p>
     <w:p>
@@ -5794,7 +5794,7 @@
     </w:p>
     <w:p>
       <w:r>
-        <w:t>Solution: With 'neither of', the verb agrees with the singular pronoun 'neither' — 'was'.</w:t>
+        <w:t>Solution: ✅ Correct Answer: A. Neither of the boys was present. | 🧠 Grammar Rule: With 'neither of', the verb agrees with the singular pronoun 'neither' — 'was'. | ❌ Why Not Others? | B — Neither of the boys were present.: not the correct answer here | C — Neither of the boys have present.: not the correct answer here | D — Neither of boys was present.: not the correct answer here | ⚠️ Exam Trap: Don’t confuse "Neither of the boys was present." with "Neither of boys was present." — they look alike and are easy to interchange. | 📌 Rule to Remember: Neither of the boys was present. → With 'neither of', the verb agrees with the singular pronoun 'neither' — 'was'</w:t>
       </w:r>
     </w:p>
     <w:p>
@@ -5839,7 +5839,7 @@
     </w:p>
     <w:p>
       <w:r>
-        <w:t>Solution: After 'I wish', the past subjunctive 'had' expresses an unreal present wish.</w:t>
+        <w:t>Solution: ✅ Correct Answer: A. had | 🧠 Grammar Rule: After 'I wish', the past subjunctive 'had' expresses an unreal present wish. | ❌ Why Not Others? | B — have: 'Police' is plural, taking 'have' and 'the'. | C — has: 'Each' takes a singular verb — 'has'. | D — having: not the correct answer here | ⚠️ Exam Trap: Read the exact question — the correct fact and its look-alike options are easy to interchange. | 📌 Rule to Remember: had → After 'I wish', the past subjunctive ' ' expresses an unreal present wish</w:t>
       </w:r>
     </w:p>
     <w:p>
@@ -5884,7 +5884,7 @@
     </w:p>
     <w:p>
       <w:r>
-        <w:t>Solution: विद्वान का विलोम 'मूर्ख' है।</w:t>
+        <w:t>Solution: ✅ Correct Answer: A. मूर्ख | 🧠 Grammar Rule: विद्वान का विलोम 'मूर्ख' है। | ❌ Why Not Others? | B — पंडित: 'पंडित' विद्वान का पर्यायवाची है। | C — ज्ञानी: not the correct answer here | D — विद्वत्ता: not the correct answer here | ⚠️ Exam Trap: Read the exact question — the correct fact and its look-alike options are easy to interchange. | 📌 Rule to Remember: मूर्ख → विद्वान का विलोम ' ' है।</w:t>
       </w:r>
     </w:p>
     <w:p>
@@ -5929,7 +5929,7 @@
     </w:p>
     <w:p>
       <w:r>
-        <w:t>Solution: 'चंद्रमा' का पर्यायवाची 'सुधाकर' है।</w:t>
+        <w:t>Solution: ✅ Correct Answer: A. सुधाकर | 🧠 Grammar Rule: 'चंद्रमा' का पर्यायवाची 'सुधाकर' है। | ❌ Why Not Others? | B — दिनकर: 'सूर्य' का पर्यायवाची 'दिनकर' है। | C — भास्कर: 'भास्कर' सूर्य का पर्यायवाची है; शशि, रजनीश, विधु चंद्रमा के। | D — रवि: not the correct answer here | ⚠️ Exam Trap: Read the exact question — the correct fact and its look-alike options are easy to interchange. | 📌 Rule to Remember: सुधाकर → चंद्रमा' का पर्यायवाची ' ' है।</w:t>
       </w:r>
     </w:p>
     <w:p>
@@ -5974,7 +5974,7 @@
     </w:p>
     <w:p>
       <w:r>
-        <w:t>Solution: 'Fragile' means easily broken; 'delicate' is its synonym.</w:t>
+        <w:t>Solution: ✅ Correct Answer: A. Delicate | 🧠 Grammar Rule: 'Fragile' means easily broken; 'delicate' is its synonym. | ❌ Why Not Others? | B — Strong: not the correct answer here | C — Sturdy: Fragile (easily broken) is opposite to sturdy. | D — Tough: not the correct answer here | ⚠️ Exam Trap: Read the exact question — the correct fact and its look-alike options are easy to interchange. | 📌 Rule to Remember: Delicate → Fragile' means easily broken; ' ' is its synonym</w:t>
       </w:r>
     </w:p>
     <w:p>
@@ -6019,7 +6019,7 @@
     </w:p>
     <w:p>
       <w:r>
-        <w:t>Solution: 'Datum' takes the Latin plural 'data'.</w:t>
+        <w:t>Solution: ✅ Correct Answer: A. Data | 🧠 Grammar Rule: 'Datum' takes the Latin plural 'data'. | ❌ Why Not Others? | B — Datums: not the correct answer here | C — Datas: not the correct answer here | D — Datae: not the correct answer here | ⚠️ Exam Trap: Don’t confuse "Data" with "Datas" — they look alike and are easy to interchange. | 📌 Rule to Remember: Data → Datum' takes the Latin plural ' '</w:t>
       </w:r>
     </w:p>
     <w:p>
@@ -6064,7 +6064,7 @@
     </w:p>
     <w:p>
       <w:r>
-        <w:t>Solution: हिंदी में 'पुलिस' स्त्रीलिंग माना जाता है।</w:t>
+        <w:t>Solution: ✅ Correct Answer: A. स्त्रीलिंग | 🧠 Grammar Rule: हिंदी में 'पुलिस' स्त्रीलिंग माना जाता है। | ❌ Why Not Others? | B — पुल्लिंग: not the correct answer here | C — नपुंसक: not the correct answer here | D — कोई नहीं: not the correct answer here | ⚠️ Exam Trap: Read the exact question — the correct fact and its look-alike options are easy to interchange. | 📌 Rule to Remember: स्त्रीलिंग → हिंदी में 'पुलिस' माना जाता है।</w:t>
       </w:r>
     </w:p>
     <w:p>
@@ -6109,7 +6109,7 @@
     </w:p>
     <w:p>
       <w:r>
-        <w:t>Solution: Browser cache speeds up repeated visits but may serve stale content.</w:t>
+        <w:t>Solution: ✅ Correct Answer: A. Copies of web pages for faster loading | 🧠 Explanation: Browser cache speeds up repeated visits but may serve stale content. | ❌ Why Not Others? | B — Passwords only: not the correct option here | C — Downloads only: not the correct option here | D — Fonts only: not the correct option here | ⚠️ Exam Trap: Read the exact question — the correct fact and its look-alike options are easy to interchange. | 💎 PNC Pearl: Copies of web pages for faster loading → Browser cache speeds up repeated visits but may serve stale content</w:t>
       </w:r>
     </w:p>
     <w:p>
@@ -6154,7 +6154,7 @@
     </w:p>
     <w:p>
       <w:r>
-        <w:t>Solution: Domain names (e.g., example.com) are human-readable addresses mapped to IPs.</w:t>
+        <w:t>Solution: ✅ Correct Answer: A. Domain name | 🧠 Explanation: Domain names (e.g., example.com) are human-readable addresses mapped to IPs. | ❌ Why Not Others? | B — IP address only: not the correct option here | C — File name: not the correct option here | D — Password: OTPs are temporary codes for authentication. | ⚠️ Exam Trap: Read the exact question — the correct fact and its look-alike options are easy to interchange. | 💎 PNC Pearl: Domain name → Domain names (e.g., example.com) are human-readable addresses mapped to IPs</w:t>
       </w:r>
     </w:p>
     <w:p>
@@ -6199,7 +6199,7 @@
     </w:p>
     <w:p>
       <w:r>
-        <w:t>Solution: GitHub hosts repositories with issues, PRs, and CI/CD.</w:t>
+        <w:t>Solution: ✅ Correct Answer: A. A platform to host and collaborate on Git repositories | 🧠 Explanation: GitHub hosts repositories with issues, PRs, and CI/CD. | ❌ Why Not Others? | B — A type of RAM: not the correct option here | C — A search engine: not the correct option here | D — A game console: not the correct option here | ⚠️ Exam Trap: Read the exact question — the correct fact and its look-alike options are easy to interchange. | 💎 PNC Pearl: A platform to host and collaborate on Git repositories → GitHub hosts repositories with issues, PRs, and CI/CD</w:t>
       </w:r>
     </w:p>
     <w:p>
@@ -6244,7 +6244,7 @@
     </w:p>
     <w:p>
       <w:r>
-        <w:t>Solution: Higher refresh rates (60/120/144 Hz) give smoother motion.</w:t>
+        <w:t>Solution: ✅ Correct Answer: A. Hertz (Hz) | 🧠 Explanation: Higher refresh rates (60/120/144 Hz) give smoother motion. | ❌ Why Not Others? | B — Bytes: 1 KB = 2^10 = 1024 bytes. | C — Watts: Thermal Design Power guides cooling selection. | D — Pixels per inch only: not the correct option here | ⚠️ Exam Trap: Read the exact question — the correct fact and its look-alike options are easy to interchange. | 💎 PNC Pearl: Hertz (Hz) → Higher refresh rates (60/120/144 Hz) give smoother motion</w:t>
       </w:r>
     </w:p>
     <w:p>
@@ -6289,7 +6289,7 @@
     </w:p>
     <w:p>
       <w:r>
-        <w:t>Solution: USB and eSATA support hot-swapping.</w:t>
+        <w:t>Solution: ✅ Correct Answer: A. Connecting/disconnecting it while the system runs | 🧠 Explanation: USB and eSATA support hot-swapping. | ❌ Why Not Others? | B — Heating the device: not the correct option here | C — Replacing the CPU: not the correct option here | D — Formatting disks: not the correct option here | ⚠️ Exam Trap: Read the exact question — the correct fact and its look-alike options are easy to interchange. | 💎 PNC Pearl: Connecting/disconnecting it while the system runs → USB and eSATA support hot-swapping</w:t>
       </w:r>
     </w:p>
     <w:p>
@@ -6334,7 +6334,7 @@
     </w:p>
     <w:p>
       <w:r>
-        <w:t>Solution: Defrag improves read/write speed on mechanical drives.</w:t>
+        <w:t>Solution: ✅ Correct Answer: A. Reorganizes fragmented data for faster access | 🧠 Explanation: Defrag improves read/write speed on mechanical drives. | ❌ Why Not Others? | B — Deletes viruses: not the correct option here | C — Compresses files: not the correct option here | D — Changes colours: not the correct option here | ⚠️ Exam Trap: Read the exact question — the correct fact and its look-alike options are easy to interchange. | 💎 PNC Pearl: Reorganizes fragmented data for faster access → Defrag improves read/write speed on mechanical drives</w:t>
       </w:r>
     </w:p>
     <w:p>
@@ -6379,7 +6379,7 @@
     </w:p>
     <w:p>
       <w:r>
-        <w:t>Solution: Botnets are used for DDoS attacks and spam.</w:t>
+        <w:t>Solution: ✅ Correct Answer: A. A network of hijacked computers used for attacks | 🧠 Explanation: Botnets are used for DDoS attacks and spam. | ❌ Why Not Others? | B — A type of printer: not the correct option here | C — A web browser: not the correct option here | D — A database: The registry stores configuration for Windows and installed software. | ⚠️ Exam Trap: Read the exact question — the correct fact and its look-alike options are easy to interchange. | 💎 PNC Pearl: A network of hijacked computers used for attacks → Botnets are used for DDoS attacks and spam</w:t>
       </w:r>
     </w:p>
     <w:p>
@@ -6424,7 +6424,7 @@
     </w:p>
     <w:p>
       <w:r>
-        <w:t>Solution: Private mode limits local traces; it does not anonymise from websites or ISPs.</w:t>
+        <w:t>Solution: ✅ Correct Answer: A. Does not save history or cookies locally | 🧠 Explanation: Private mode limits local traces; it does not anonymise from websites or ISPs. | ❌ Why Not Others? | B — Hides the user from the ISP: not the correct option here | C — Blocks all ads: not the correct option here | D — Encrypts traffic: not the correct option here | ⚠️ Exam Trap: Read the exact question — the correct fact and its look-alike options are easy to interchange. | 💎 PNC Pearl: Does not save history or cookies locally → Private mode limits local traces; it does not anonymise from websites or ISPs</w:t>
       </w:r>
     </w:p>
     <w:p>
@@ -6469,7 +6469,7 @@
     </w:p>
     <w:p>
       <w:r>
-        <w:t>Solution: UPS keeps systems running and safe during outages.</w:t>
+        <w:t>Solution: ✅ Correct Answer: A. Sudden power loss and surges | 🧠 Explanation: UPS keeps systems running and safe during outages. | ❌ Why Not Others? | B — Virus attacks: not the correct option here | C — Slow internet: not the correct option here | D — Screen glare: not the correct option here | ⚠️ Exam Trap: Read the exact question — the correct fact and its look-alike options are easy to interchange. | 💎 PNC Pearl: Sudden power loss and surges → UPS keeps systems running and safe during outages</w:t>
       </w:r>
     </w:p>
     <w:p>
@@ -6514,7 +6514,7 @@
     </w:p>
     <w:p>
       <w:r>
-        <w:t>Solution: Overfit models generalize poorly despite high training accuracy.</w:t>
+        <w:t>Solution: ✅ Correct Answer: A. The model memorizes training data and fails on new data | 🧠 Explanation: Overfit models generalize poorly despite high training accuracy. | ❌ Why Not Others? | B — The model is too simple: not the correct option here | C — Data is too small only: not the correct option here | D — The CPU is slow: not the correct option here | ⚠️ Exam Trap: Don’t confuse "The model memorizes training data and fails on new data" with "The model is too simple" — they look alike and are easy to interchange. | 💎 PNC Pearl: The model memorizes training data and fails on new data → Overfit models generalize poorly despite high training accuracy</w:t>
       </w:r>
     </w:p>
     <w:p>
@@ -6559,7 +6559,7 @@
     </w:p>
     <w:p>
       <w:r>
-        <w:t>Solution: QR codes hold hundreds of characters in a matrix pattern.</w:t>
+        <w:t>Solution: ✅ Correct Answer: A. More data than a standard barcode, in 2D | 🧠 Explanation: QR codes hold hundreds of characters in a matrix pattern. | ❌ Why Not Others? | B — Only numbers: not the correct option here | C — Only text: not the correct option here | D — No data: not the correct option here | ⚠️ Exam Trap: Read the exact question — the correct fact and its look-alike options are easy to interchange. | 💎 PNC Pearl: More data than a standard barcode, in 2D → QR codes hold hundreds of characters in a matrix pattern</w:t>
       </w:r>
     </w:p>
     <w:p>
@@ -6604,7 +6604,7 @@
     </w:p>
     <w:p>
       <w:r>
-        <w:t>Solution: Rows are numbered (1, 2, 3...); columns are lettered (A, B, C...).</w:t>
+        <w:t>Solution: ✅ Correct Answer: A. Numbers | 🧠 Explanation: Rows are numbered (1, 2, 3...); columns are lettered (A, B, C...). | ❌ Why Not Others? | B — Letters: Columns use letters (A–Z, AA–AZ...); rows use numbers. | C — Symbols: Long, unique passwords with mixed characters resist guessing. | D — Dates: not the correct option here | ⚠️ Exam Trap: Read the exact question — the correct fact and its look-alike options are easy to interchange. | 💎 PNC Pearl: Numbers → Rows are numbered (1, 2, 3...); columns are lettered (A, B, C...)</w:t>
       </w:r>
     </w:p>
     <w:p>
@@ -6649,7 +6649,7 @@
     </w:p>
     <w:p>
       <w:r>
-        <w:t>Solution: Windows Terminal provides multiple shells in one interface.</w:t>
+        <w:t>Solution: ✅ Correct Answer: A. Hosts cmd, PowerShell, and WSL in one app | 🧠 Explanation: Windows Terminal provides multiple shells in one interface. | ❌ Why Not Others? | B — Is a printer: not the correct option here | C — Is a browser: not the correct option here | D — Is a game: not the correct option here | ⚠️ Exam Trap: Read the exact question — the correct fact and its look-alike options are easy to interchange. | 💎 PNC Pearl: Hosts cmd, PowerShell, and WSL in one app → Windows Terminal provides multiple shells in one interface</w:t>
       </w:r>
     </w:p>
     <w:p>
@@ -6694,7 +6694,7 @@
     </w:p>
     <w:p>
       <w:r>
-        <w:t>Solution: MP3 compresses audio for music playback.</w:t>
+        <w:t>Solution: ✅ Correct Answer: A. Compressed audio format | 🧠 Explanation: MP3 compresses audio for music playback. | ❌ Why Not Others? | B — Video format: MP4 is a common digital video container. | C — Image format: JPEG is a common compressed image format. | D — Document format: PDF preserves document layout across devices. | ⚠️ Exam Trap: Read the exact question — the correct fact and its look-alike options are easy to interchange. | 💎 PNC Pearl: Compressed audio format → MP3 compresses audio for music playback</w:t>
       </w:r>
     </w:p>
     <w:p>
@@ -6739,7 +6739,7 @@
     </w:p>
     <w:p>
       <w:r>
-        <w:t>Solution: Supercomputers (e.g., Pratyush) handle weather, research, and simulations.</w:t>
+        <w:t>Solution: ✅ Correct Answer: A. Complex scientific calculations | 🧠 Explanation: Supercomputers (e.g., Pratyush) handle weather, research, and simulations. | ❌ Why Not Others? | B — Typing documents: not the correct option here | C — Browsing only: not the correct option here | D — Sending email: not the correct option here | ⚠️ Exam Trap: Read the exact question — the correct fact and its look-alike options are easy to interchange. | 💎 PNC Pearl: Complex scientific calculations → Supercomputers (e.g., Pratyush) handle weather, research, and simulations</w:t>
       </w:r>
     </w:p>
     <w:p>
